--- a/downloads/Michael Geraldin Wijaya Resume.docx
+++ b/downloads/Michael Geraldin Wijaya Resume.docx
@@ -810,16 +810,7 @@
           <w:sz w:val="20"/>
           <w:szCs w:val="20"/>
         </w:rPr>
-        <w:t>with FastAPI and PostgreSQL</w:t>
-      </w:r>
-      <w:r>
-        <w:rPr>
-          <w:rFonts w:ascii="Arial" w:hAnsi="Arial" w:cs="Arial"/>
-          <w:color w:val="0D0D0D" w:themeColor="text1" w:themeTint="F2"/>
-          <w:sz w:val="20"/>
-          <w:szCs w:val="20"/>
-        </w:rPr>
-        <w:t xml:space="preserve"> </w:t>
+        <w:t xml:space="preserve">with FastAPI and PostgreSQL </w:t>
       </w:r>
       <w:r>
         <w:rPr>
@@ -2183,15 +2174,7 @@
           <w:sz w:val="20"/>
           <w:szCs w:val="20"/>
         </w:rPr>
-        <w:t xml:space="preserve"> sales representatives practice with an AI</w:t>
-      </w:r>
-      <w:r>
-        <w:rPr>
-          <w:rFonts w:ascii="Arial" w:hAnsi="Arial" w:cs="Arial"/>
-          <w:sz w:val="20"/>
-          <w:szCs w:val="20"/>
-        </w:rPr>
-        <w:t xml:space="preserve"> </w:t>
+        <w:t xml:space="preserve"> sales representatives practice with an AI </w:t>
       </w:r>
       <w:r>
         <w:rPr>
@@ -2200,43 +2183,7 @@
           <w:sz w:val="20"/>
           <w:szCs w:val="20"/>
         </w:rPr>
-        <w:t>customer persona, using a cascaded voice pipeline (ASR → LLM → TTS) built from</w:t>
-      </w:r>
-      <w:r>
-        <w:rPr>
-          <w:rFonts w:ascii="Arial" w:eastAsia="Times New Roman" w:hAnsi="Arial" w:cs="Arial"/>
-          <w:color w:val="auto"/>
-          <w:sz w:val="20"/>
-          <w:szCs w:val="20"/>
-        </w:rPr>
-        <w:t xml:space="preserve"> </w:t>
-      </w:r>
-      <w:r>
-        <w:rPr>
-          <w:rFonts w:ascii="Arial" w:eastAsia="Times New Roman" w:hAnsi="Arial" w:cs="Arial"/>
-          <w:color w:val="auto"/>
-          <w:sz w:val="20"/>
-          <w:szCs w:val="20"/>
-        </w:rPr>
-        <w:t>scratch. Researching open-source vs. proprietary speech/language models to</w:t>
-      </w:r>
-      <w:r>
-        <w:rPr>
-          <w:rFonts w:ascii="Arial" w:eastAsia="Times New Roman" w:hAnsi="Arial" w:cs="Arial"/>
-          <w:color w:val="auto"/>
-          <w:sz w:val="20"/>
-          <w:szCs w:val="20"/>
-        </w:rPr>
-        <w:t xml:space="preserve"> </w:t>
-      </w:r>
-      <w:r>
-        <w:rPr>
-          <w:rFonts w:ascii="Arial" w:eastAsia="Times New Roman" w:hAnsi="Arial" w:cs="Arial"/>
-          <w:color w:val="auto"/>
-          <w:sz w:val="20"/>
-          <w:szCs w:val="20"/>
-        </w:rPr>
-        <w:t>evaluate cost-efficiency and self-hosting feasibility.</w:t>
+        <w:t>customer persona, using a cascaded voice pipeline (ASR → LLM → TTS) built from scratch. Researching open-source vs. proprietary speech/language models to evaluate cost-efficiency and self-hosting feasibility.</w:t>
       </w:r>
     </w:p>
     <w:p>
@@ -2870,16 +2817,16 @@
         <w:ind w:left="0" w:right="26" w:firstLine="0"/>
         <w:rPr>
           <w:rFonts w:ascii="Arial" w:hAnsi="Arial" w:cs="Arial"/>
-          <w:color w:val="0D0D0D" w:themeColor="text1" w:themeTint="F2"/>
-        </w:rPr>
-      </w:pPr>
-      <w:r>
-        <w:rPr>
-          <w:rFonts w:ascii="Arial" w:hAnsi="Arial" w:cs="Arial"/>
-          <w:bCs/>
-          <w:color w:val="0D0D0D" w:themeColor="text1" w:themeTint="F2"/>
-        </w:rPr>
-        <w:t>PySpark ML</w:t>
+          <w:b w:val="0"/>
+          <w:color w:val="0D0D0D" w:themeColor="text1" w:themeTint="F2"/>
+        </w:rPr>
+      </w:pPr>
+      <w:r>
+        <w:rPr>
+          <w:rFonts w:ascii="Arial" w:hAnsi="Arial" w:cs="Arial"/>
+          <w:color w:val="0D0D0D" w:themeColor="text1" w:themeTint="F2"/>
+        </w:rPr>
+        <w:t>Personal Medical Chatbot with LLM RAG</w:t>
       </w:r>
       <w:r>
         <w:rPr>
@@ -2896,7 +2843,7 @@
           <w:color w:val="0D0D0D" w:themeColor="text1" w:themeTint="F2"/>
           <w:sz w:val="20"/>
         </w:rPr>
-        <w:t>1</w:t>
+        <w:t>06/2024</w:t>
       </w:r>
       <w:r>
         <w:rPr>
@@ -2906,873 +2853,34 @@
           <w:color w:val="0D0D0D" w:themeColor="text1" w:themeTint="F2"/>
           <w:sz w:val="20"/>
         </w:rPr>
-        <w:t>1</w:t>
+        <w:t xml:space="preserve"> </w:t>
+      </w:r>
+      <w:r>
+        <w:rPr>
+          <w:rFonts w:ascii="Arial" w:hAnsi="Arial" w:cs="Arial"/>
+          <w:bCs/>
+          <w:color w:val="0D0D0D" w:themeColor="text1" w:themeTint="F2"/>
+          <w:sz w:val="20"/>
+        </w:rPr>
+        <w:t>–</w:t>
+      </w:r>
+      <w:r>
+        <w:rPr>
+          <w:rFonts w:ascii="Arial" w:hAnsi="Arial" w:cs="Arial"/>
+          <w:bCs/>
+          <w:color w:val="0D0D0D" w:themeColor="text1" w:themeTint="F2"/>
+          <w:sz w:val="20"/>
+        </w:rPr>
+        <w:t xml:space="preserve"> </w:t>
       </w:r>
       <w:r>
         <w:rPr>
           <w:rFonts w:ascii="Arial" w:hAnsi="Arial" w:cs="Arial"/>
           <w:b w:val="0"/>
-          <w:bCs/>
-          <w:color w:val="0D0D0D" w:themeColor="text1" w:themeTint="F2"/>
-          <w:sz w:val="20"/>
-        </w:rPr>
-        <w:t>/2024</w:t>
-      </w:r>
-    </w:p>
-    <w:p>
-      <w:pPr>
-        <w:pStyle w:val="ListParagraph"/>
-        <w:numPr>
-          <w:ilvl w:val="0"/>
-          <w:numId w:val="8"/>
-        </w:numPr>
-        <w:spacing w:after="30" w:line="276" w:lineRule="auto"/>
-        <w:ind w:left="284" w:right="26" w:hanging="284"/>
-        <w:jc w:val="both"/>
-        <w:rPr>
-          <w:rFonts w:ascii="Arial" w:eastAsia="Times New Roman" w:hAnsi="Arial" w:cs="Arial"/>
-          <w:color w:val="auto"/>
-          <w:sz w:val="20"/>
-        </w:rPr>
-      </w:pPr>
-      <w:r>
-        <w:rPr>
-          <w:rFonts w:ascii="Arial" w:eastAsia="Times New Roman" w:hAnsi="Arial" w:cs="Arial"/>
-          <w:color w:val="auto"/>
-          <w:sz w:val="20"/>
-        </w:rPr>
-        <w:t xml:space="preserve">This PySpark_ML repository focuses on data processing and machine learning, covering </w:t>
-      </w:r>
-      <w:r>
-        <w:rPr>
-          <w:rFonts w:ascii="Arial" w:eastAsia="Times New Roman" w:hAnsi="Arial" w:cs="Arial"/>
-          <w:color w:val="auto"/>
-          <w:sz w:val="20"/>
-        </w:rPr>
-        <w:t>PySpark</w:t>
-      </w:r>
-      <w:r>
-        <w:rPr>
-          <w:rFonts w:ascii="Arial" w:eastAsia="Times New Roman" w:hAnsi="Arial" w:cs="Arial"/>
-          <w:color w:val="auto"/>
-          <w:sz w:val="20"/>
-        </w:rPr>
-        <w:t xml:space="preserve"> concepts like data manipulation, transformation, and aggregation. It includes machine learning techniques using Spark's MLlib and ML libraries, with implementations of various regression and classification algorithms (e.g., </w:t>
-      </w:r>
-      <w:r>
-        <w:rPr>
-          <w:rFonts w:ascii="Arial" w:eastAsia="Times New Roman" w:hAnsi="Arial" w:cs="Arial"/>
-          <w:color w:val="auto"/>
-          <w:sz w:val="20"/>
-        </w:rPr>
-        <w:t xml:space="preserve">random forest </w:t>
-      </w:r>
-      <w:r>
-        <w:rPr>
-          <w:rFonts w:ascii="Arial" w:eastAsia="Times New Roman" w:hAnsi="Arial" w:cs="Arial"/>
-          <w:color w:val="auto"/>
-          <w:sz w:val="20"/>
-        </w:rPr>
-        <w:t>regress</w:t>
-      </w:r>
-      <w:r>
-        <w:rPr>
-          <w:rFonts w:ascii="Arial" w:eastAsia="Times New Roman" w:hAnsi="Arial" w:cs="Arial"/>
-          <w:color w:val="auto"/>
-          <w:sz w:val="20"/>
-        </w:rPr>
-        <w:t>or</w:t>
-      </w:r>
-      <w:r>
-        <w:rPr>
-          <w:rFonts w:ascii="Arial" w:eastAsia="Times New Roman" w:hAnsi="Arial" w:cs="Arial"/>
-          <w:color w:val="auto"/>
-          <w:sz w:val="20"/>
-        </w:rPr>
-        <w:t>,</w:t>
-      </w:r>
-      <w:r>
-        <w:rPr>
-          <w:rFonts w:ascii="Arial" w:eastAsia="Times New Roman" w:hAnsi="Arial" w:cs="Arial"/>
-          <w:color w:val="auto"/>
-          <w:sz w:val="20"/>
-        </w:rPr>
-        <w:t xml:space="preserve"> linear regression,</w:t>
-      </w:r>
-      <w:r>
-        <w:rPr>
-          <w:rFonts w:ascii="Arial" w:eastAsia="Times New Roman" w:hAnsi="Arial" w:cs="Arial"/>
-          <w:color w:val="auto"/>
-          <w:sz w:val="20"/>
-        </w:rPr>
-        <w:t xml:space="preserve"> logistic regression, </w:t>
-      </w:r>
-      <w:r>
-        <w:rPr>
-          <w:rFonts w:ascii="Arial" w:eastAsia="Times New Roman" w:hAnsi="Arial" w:cs="Arial"/>
-          <w:color w:val="auto"/>
-          <w:sz w:val="20"/>
-        </w:rPr>
-        <w:t>naïve bayes</w:t>
-      </w:r>
-      <w:r>
-        <w:rPr>
-          <w:rFonts w:ascii="Arial" w:eastAsia="Times New Roman" w:hAnsi="Arial" w:cs="Arial"/>
-          <w:color w:val="auto"/>
-          <w:sz w:val="20"/>
-        </w:rPr>
-        <w:t xml:space="preserve">, gradient boosting, </w:t>
-      </w:r>
-      <w:r>
-        <w:rPr>
-          <w:rFonts w:ascii="Arial" w:eastAsia="Times New Roman" w:hAnsi="Arial" w:cs="Arial"/>
-          <w:color w:val="auto"/>
-          <w:sz w:val="20"/>
-        </w:rPr>
-        <w:t xml:space="preserve">and </w:t>
-      </w:r>
-      <w:r>
-        <w:rPr>
-          <w:rFonts w:ascii="Arial" w:eastAsia="Times New Roman" w:hAnsi="Arial" w:cs="Arial"/>
-          <w:color w:val="auto"/>
-          <w:sz w:val="20"/>
-        </w:rPr>
-        <w:t>random forest</w:t>
-      </w:r>
-      <w:r>
-        <w:rPr>
-          <w:rFonts w:ascii="Arial" w:eastAsia="Times New Roman" w:hAnsi="Arial" w:cs="Arial"/>
-          <w:color w:val="auto"/>
-          <w:sz w:val="20"/>
-        </w:rPr>
-        <w:t xml:space="preserve"> classifier</w:t>
-      </w:r>
-      <w:r>
-        <w:rPr>
-          <w:rFonts w:ascii="Arial" w:eastAsia="Times New Roman" w:hAnsi="Arial" w:cs="Arial"/>
-          <w:color w:val="auto"/>
-          <w:sz w:val="20"/>
-        </w:rPr>
-        <w:t>).</w:t>
-      </w:r>
-    </w:p>
-    <w:p>
-      <w:pPr>
-        <w:pStyle w:val="Heading1"/>
-        <w:tabs>
-          <w:tab w:val="right" w:pos="10695"/>
-        </w:tabs>
-        <w:spacing w:line="276" w:lineRule="auto"/>
-        <w:ind w:left="0" w:right="26" w:firstLine="0"/>
-        <w:rPr>
-          <w:rFonts w:ascii="Arial" w:hAnsi="Arial" w:cs="Arial"/>
-          <w:color w:val="0D0D0D" w:themeColor="text1" w:themeTint="F2"/>
-        </w:rPr>
-      </w:pPr>
-      <w:r>
-        <w:rPr>
-          <w:rFonts w:ascii="Arial" w:hAnsi="Arial" w:cs="Arial"/>
-          <w:bCs/>
-          <w:color w:val="0D0D0D" w:themeColor="text1" w:themeTint="F2"/>
-        </w:rPr>
-        <w:t>Movie Recommendation System_Coursera Machine Learning Specialization</w:t>
-      </w:r>
-      <w:r>
-        <w:rPr>
-          <w:rFonts w:ascii="Arial" w:hAnsi="Arial" w:cs="Arial"/>
-          <w:color w:val="0D0D0D" w:themeColor="text1" w:themeTint="F2"/>
-        </w:rPr>
-        <w:tab/>
-      </w:r>
-      <w:r>
-        <w:rPr>
-          <w:rFonts w:ascii="Arial" w:hAnsi="Arial" w:cs="Arial"/>
-          <w:b w:val="0"/>
-          <w:bCs/>
-          <w:color w:val="0D0D0D" w:themeColor="text1" w:themeTint="F2"/>
-          <w:sz w:val="20"/>
-        </w:rPr>
-        <w:t>1</w:t>
-      </w:r>
-      <w:r>
-        <w:rPr>
-          <w:rFonts w:ascii="Arial" w:hAnsi="Arial" w:cs="Arial"/>
-          <w:b w:val="0"/>
-          <w:bCs/>
-          <w:color w:val="0D0D0D" w:themeColor="text1" w:themeTint="F2"/>
-          <w:sz w:val="20"/>
-        </w:rPr>
-        <w:t>1</w:t>
-      </w:r>
-      <w:r>
-        <w:rPr>
-          <w:rFonts w:ascii="Arial" w:hAnsi="Arial" w:cs="Arial"/>
-          <w:b w:val="0"/>
-          <w:bCs/>
-          <w:color w:val="0D0D0D" w:themeColor="text1" w:themeTint="F2"/>
-          <w:sz w:val="20"/>
-        </w:rPr>
-        <w:t>/2024</w:t>
-      </w:r>
-    </w:p>
-    <w:p>
-      <w:pPr>
-        <w:pStyle w:val="ListParagraph"/>
-        <w:numPr>
-          <w:ilvl w:val="0"/>
-          <w:numId w:val="8"/>
-        </w:numPr>
-        <w:spacing w:after="30" w:line="276" w:lineRule="auto"/>
-        <w:ind w:left="284" w:right="26" w:hanging="284"/>
-        <w:jc w:val="both"/>
-        <w:rPr>
-          <w:rFonts w:ascii="Arial" w:eastAsia="Times New Roman" w:hAnsi="Arial" w:cs="Arial"/>
-          <w:color w:val="0D0D0D" w:themeColor="text1" w:themeTint="F2"/>
-          <w:sz w:val="20"/>
-        </w:rPr>
-      </w:pPr>
-      <w:r>
-        <w:rPr>
-          <w:rFonts w:ascii="Arial" w:eastAsia="Times New Roman" w:hAnsi="Arial" w:cs="Arial"/>
-          <w:color w:val="0D0D0D" w:themeColor="text1" w:themeTint="F2"/>
-          <w:sz w:val="20"/>
-        </w:rPr>
-        <w:t>These are assignments from a course in the Coursera Machine Learning Specialization</w:t>
-      </w:r>
-      <w:r>
-        <w:rPr>
-          <w:rFonts w:ascii="Arial" w:eastAsia="Times New Roman" w:hAnsi="Arial" w:cs="Arial"/>
-          <w:color w:val="0D0D0D" w:themeColor="text1" w:themeTint="F2"/>
-          <w:sz w:val="20"/>
-        </w:rPr>
-        <w:t xml:space="preserve">, </w:t>
-      </w:r>
-      <w:r>
-        <w:rPr>
-          <w:rFonts w:ascii="Arial" w:eastAsia="Times New Roman" w:hAnsi="Arial" w:cs="Arial"/>
-          <w:color w:val="0D0D0D" w:themeColor="text1" w:themeTint="F2"/>
-          <w:sz w:val="20"/>
-        </w:rPr>
-        <w:t>focused on implementing recommender systems using collaborative filtering and content-based filtering techniques like matrix factorization and neural networks.</w:t>
-      </w:r>
-    </w:p>
-    <w:p>
-      <w:pPr>
-        <w:pStyle w:val="Heading1"/>
-        <w:tabs>
-          <w:tab w:val="right" w:pos="10695"/>
-        </w:tabs>
-        <w:spacing w:line="276" w:lineRule="auto"/>
-        <w:ind w:left="0" w:right="26" w:firstLine="0"/>
-        <w:rPr>
-          <w:rFonts w:ascii="Arial" w:hAnsi="Arial" w:cs="Arial"/>
-          <w:b w:val="0"/>
-          <w:color w:val="0D0D0D" w:themeColor="text1" w:themeTint="F2"/>
-        </w:rPr>
-      </w:pPr>
-      <w:r>
-        <w:rPr>
-          <w:rFonts w:ascii="Arial" w:hAnsi="Arial" w:cs="Arial"/>
-          <w:color w:val="0D0D0D" w:themeColor="text1" w:themeTint="F2"/>
-        </w:rPr>
-        <w:t>Personal Medical Chatbot with LLM RAG</w:t>
-      </w:r>
-      <w:r>
-        <w:rPr>
-          <w:rFonts w:ascii="Arial" w:hAnsi="Arial" w:cs="Arial"/>
-          <w:color w:val="0D0D0D" w:themeColor="text1" w:themeTint="F2"/>
-        </w:rPr>
-        <w:tab/>
-      </w:r>
-      <w:r>
-        <w:rPr>
-          <w:rFonts w:ascii="Arial" w:hAnsi="Arial" w:cs="Arial"/>
-          <w:b w:val="0"/>
-          <w:bCs/>
-          <w:color w:val="0D0D0D" w:themeColor="text1" w:themeTint="F2"/>
-          <w:sz w:val="20"/>
-        </w:rPr>
-        <w:t>06/2024</w:t>
-      </w:r>
-      <w:r>
-        <w:rPr>
-          <w:rFonts w:ascii="Arial" w:hAnsi="Arial" w:cs="Arial"/>
-          <w:b w:val="0"/>
-          <w:bCs/>
-          <w:color w:val="0D0D0D" w:themeColor="text1" w:themeTint="F2"/>
-          <w:sz w:val="20"/>
-        </w:rPr>
-        <w:t xml:space="preserve"> </w:t>
-      </w:r>
-      <w:r>
-        <w:rPr>
-          <w:rFonts w:ascii="Arial" w:hAnsi="Arial" w:cs="Arial"/>
-          <w:bCs/>
-          <w:color w:val="0D0D0D" w:themeColor="text1" w:themeTint="F2"/>
-          <w:sz w:val="20"/>
-        </w:rPr>
-        <w:t>–</w:t>
-      </w:r>
-      <w:r>
-        <w:rPr>
-          <w:rFonts w:ascii="Arial" w:hAnsi="Arial" w:cs="Arial"/>
-          <w:bCs/>
-          <w:color w:val="0D0D0D" w:themeColor="text1" w:themeTint="F2"/>
-          <w:sz w:val="20"/>
-        </w:rPr>
-        <w:t xml:space="preserve"> </w:t>
-      </w:r>
-      <w:r>
-        <w:rPr>
-          <w:rFonts w:ascii="Arial" w:hAnsi="Arial" w:cs="Arial"/>
-          <w:b w:val="0"/>
           <w:color w:val="0D0D0D" w:themeColor="text1" w:themeTint="F2"/>
           <w:sz w:val="20"/>
         </w:rPr>
         <w:t>07/2024</w:t>
-      </w:r>
-    </w:p>
-    <w:p>
-      <w:pPr>
-        <w:pStyle w:val="ListParagraph"/>
-        <w:numPr>
-          <w:ilvl w:val="0"/>
-          <w:numId w:val="8"/>
-        </w:numPr>
-        <w:spacing w:after="30" w:line="276" w:lineRule="auto"/>
-        <w:ind w:left="284" w:right="26" w:hanging="284"/>
-        <w:jc w:val="both"/>
-        <w:rPr>
-          <w:rFonts w:ascii="Arial" w:eastAsia="Times New Roman" w:hAnsi="Arial" w:cs="Arial"/>
-          <w:color w:val="0D0D0D" w:themeColor="text1" w:themeTint="F2"/>
-          <w:sz w:val="20"/>
-        </w:rPr>
-      </w:pPr>
-      <w:r>
-        <w:rPr>
-          <w:rFonts w:ascii="Arial" w:eastAsia="Times New Roman" w:hAnsi="Arial" w:cs="Arial"/>
-          <w:color w:val="0D0D0D" w:themeColor="text1" w:themeTint="F2"/>
-          <w:sz w:val="20"/>
-        </w:rPr>
-        <w:t>Personal medical chatbot project using Large Language Models (LLM) and Retrieval Augmented Generation (RAG). The chatbot provides detailed answers by leveraging medical knowledge from PDF documents, employing LlamaCPP for LLM integration and llama_index for efficient document handling. This approach enhances natural language responses and enables advanced retrieval of health-related information.</w:t>
-      </w:r>
-    </w:p>
-    <w:p>
-      <w:pPr>
-        <w:pStyle w:val="Heading1"/>
-        <w:tabs>
-          <w:tab w:val="right" w:pos="10695"/>
-        </w:tabs>
-        <w:spacing w:line="276" w:lineRule="auto"/>
-        <w:ind w:left="0" w:right="26" w:firstLine="0"/>
-        <w:rPr>
-          <w:rFonts w:ascii="Arial" w:hAnsi="Arial" w:cs="Arial"/>
-          <w:color w:val="0D0D0D" w:themeColor="text1" w:themeTint="F2"/>
-        </w:rPr>
-      </w:pPr>
-      <w:r>
-        <w:rPr>
-          <w:rFonts w:ascii="Arial" w:hAnsi="Arial" w:cs="Arial"/>
-          <w:color w:val="0D0D0D" w:themeColor="text1" w:themeTint="F2"/>
-        </w:rPr>
-        <w:t>Patient’s Condition Classification Using Drug Reviews</w:t>
-      </w:r>
-      <w:r>
-        <w:rPr>
-          <w:rFonts w:ascii="Arial" w:hAnsi="Arial" w:cs="Arial"/>
-          <w:color w:val="0D0D0D" w:themeColor="text1" w:themeTint="F2"/>
-        </w:rPr>
-        <w:tab/>
-      </w:r>
-      <w:r>
-        <w:rPr>
-          <w:rFonts w:ascii="Arial" w:hAnsi="Arial" w:cs="Arial"/>
-          <w:b w:val="0"/>
-          <w:bCs/>
-          <w:color w:val="0D0D0D" w:themeColor="text1" w:themeTint="F2"/>
-          <w:sz w:val="20"/>
-        </w:rPr>
-        <w:t>06/2024</w:t>
-      </w:r>
-    </w:p>
-    <w:p>
-      <w:pPr>
-        <w:pStyle w:val="ListParagraph"/>
-        <w:numPr>
-          <w:ilvl w:val="0"/>
-          <w:numId w:val="8"/>
-        </w:numPr>
-        <w:spacing w:after="30" w:line="276" w:lineRule="auto"/>
-        <w:ind w:left="284" w:right="26" w:hanging="284"/>
-        <w:jc w:val="both"/>
-        <w:rPr>
-          <w:rFonts w:ascii="Arial" w:eastAsia="Times New Roman" w:hAnsi="Arial" w:cs="Arial"/>
-          <w:color w:val="0D0D0D" w:themeColor="text1" w:themeTint="F2"/>
-          <w:sz w:val="20"/>
-        </w:rPr>
-      </w:pPr>
-      <w:r>
-        <w:rPr>
-          <w:rFonts w:ascii="Arial" w:eastAsia="Times New Roman" w:hAnsi="Arial" w:cs="Arial"/>
-          <w:color w:val="0D0D0D" w:themeColor="text1" w:themeTint="F2"/>
-          <w:sz w:val="20"/>
-        </w:rPr>
-        <w:t>The project uses drug reviews with machine learning models such as Passive Aggressive Classifier, Random Forest, and XGBoost to predict patient conditions. It applies text processing techniques such as CountVectorizer, TFIDFVectorizer, and Word2Vec to analyze user reviews. The project provides visualizations of condition proportions and word clouds, and recommends the top three drugs for the condition.</w:t>
-      </w:r>
-      <w:r>
-        <w:rPr>
-          <w:rFonts w:ascii="Arial" w:eastAsia="Times New Roman" w:hAnsi="Arial" w:cs="Arial"/>
-          <w:color w:val="0D0D0D" w:themeColor="text1" w:themeTint="F2"/>
-          <w:sz w:val="20"/>
-        </w:rPr>
-        <w:t xml:space="preserve"> </w:t>
-      </w:r>
-      <w:r>
-        <w:rPr>
-          <w:rFonts w:ascii="Arial" w:eastAsia="Times New Roman" w:hAnsi="Arial" w:cs="Arial"/>
-          <w:color w:val="0D0D0D" w:themeColor="text1" w:themeTint="F2"/>
-          <w:sz w:val="20"/>
-        </w:rPr>
-        <w:t>The project uses Streamlit for the user interface and deployment to provide a demo.</w:t>
-      </w:r>
-    </w:p>
-    <w:p>
-      <w:pPr>
-        <w:pStyle w:val="Heading1"/>
-        <w:tabs>
-          <w:tab w:val="right" w:pos="10695"/>
-        </w:tabs>
-        <w:spacing w:line="276" w:lineRule="auto"/>
-        <w:ind w:left="0" w:right="26" w:firstLine="0"/>
-        <w:rPr>
-          <w:rFonts w:ascii="Arial" w:hAnsi="Arial" w:cs="Arial"/>
-          <w:color w:val="0D0D0D" w:themeColor="text1" w:themeTint="F2"/>
-        </w:rPr>
-      </w:pPr>
-      <w:r>
-        <w:rPr>
-          <w:rFonts w:ascii="Arial" w:hAnsi="Arial" w:cs="Arial"/>
-          <w:color w:val="0D0D0D" w:themeColor="text1" w:themeTint="F2"/>
-        </w:rPr>
-        <w:t>Simple Personal Chatbot</w:t>
-      </w:r>
-      <w:r>
-        <w:rPr>
-          <w:rFonts w:ascii="Arial" w:hAnsi="Arial" w:cs="Arial"/>
-          <w:color w:val="0D0D0D" w:themeColor="text1" w:themeTint="F2"/>
-        </w:rPr>
-        <w:tab/>
-      </w:r>
-      <w:r>
-        <w:rPr>
-          <w:rFonts w:ascii="Arial" w:hAnsi="Arial" w:cs="Arial"/>
-          <w:b w:val="0"/>
-          <w:bCs/>
-          <w:color w:val="0D0D0D" w:themeColor="text1" w:themeTint="F2"/>
-          <w:sz w:val="20"/>
-        </w:rPr>
-        <w:t>06/202</w:t>
-      </w:r>
-      <w:r>
-        <w:rPr>
-          <w:rFonts w:ascii="Arial" w:hAnsi="Arial" w:cs="Arial"/>
-          <w:b w:val="0"/>
-          <w:bCs/>
-          <w:color w:val="0D0D0D" w:themeColor="text1" w:themeTint="F2"/>
-          <w:sz w:val="20"/>
-        </w:rPr>
-        <w:t>4</w:t>
-      </w:r>
-    </w:p>
-    <w:p>
-      <w:pPr>
-        <w:pStyle w:val="ListParagraph"/>
-        <w:numPr>
-          <w:ilvl w:val="0"/>
-          <w:numId w:val="8"/>
-        </w:numPr>
-        <w:spacing w:after="30" w:line="276" w:lineRule="auto"/>
-        <w:ind w:left="284" w:right="26" w:hanging="284"/>
-        <w:jc w:val="both"/>
-        <w:rPr>
-          <w:rFonts w:ascii="Arial" w:eastAsia="Times New Roman" w:hAnsi="Arial" w:cs="Arial"/>
-          <w:color w:val="0D0D0D" w:themeColor="text1" w:themeTint="F2"/>
-          <w:sz w:val="20"/>
-        </w:rPr>
-      </w:pPr>
-      <w:r>
-        <w:rPr>
-          <w:rFonts w:ascii="Arial" w:eastAsia="Times New Roman" w:hAnsi="Arial" w:cs="Arial"/>
-          <w:color w:val="0D0D0D" w:themeColor="text1" w:themeTint="F2"/>
-          <w:sz w:val="20"/>
-        </w:rPr>
-        <w:t>This simple personal chatbot project uses NLP techniques and neural networks to process user queries effectively. It employs TF-IDF and Word2Vec to enhance comprehension and responsiveness. Data preprocessing techniques like tokenization, punctuation removal, and stop word elimination help the chatbot learn from an intents.json dataset to categorize patterns and responses. TF-IDF evaluates word importance, while Word2Vec creates word vectors for better semantic understanding. Flask is used to develop API endpoints, enabling integration with various platforms.</w:t>
-      </w:r>
-    </w:p>
-    <w:p>
-      <w:pPr>
-        <w:pStyle w:val="Heading1"/>
-        <w:tabs>
-          <w:tab w:val="right" w:pos="10695"/>
-        </w:tabs>
-        <w:spacing w:line="276" w:lineRule="auto"/>
-        <w:ind w:left="0" w:right="26" w:firstLine="0"/>
-        <w:rPr>
-          <w:rFonts w:ascii="Arial" w:hAnsi="Arial" w:cs="Arial"/>
-          <w:color w:val="0D0D0D" w:themeColor="text1" w:themeTint="F2"/>
-        </w:rPr>
-      </w:pPr>
-      <w:r>
-        <w:rPr>
-          <w:rFonts w:ascii="Arial" w:hAnsi="Arial" w:cs="Arial"/>
-          <w:color w:val="0D0D0D" w:themeColor="text1" w:themeTint="F2"/>
-        </w:rPr>
-        <w:t>Ad Hoc Insights Consumer Goods</w:t>
-      </w:r>
-      <w:r>
-        <w:rPr>
-          <w:rFonts w:ascii="Arial" w:hAnsi="Arial" w:cs="Arial"/>
-          <w:color w:val="0D0D0D" w:themeColor="text1" w:themeTint="F2"/>
-        </w:rPr>
-        <w:tab/>
-      </w:r>
-      <w:r>
-        <w:rPr>
-          <w:rFonts w:ascii="Arial" w:hAnsi="Arial" w:cs="Arial"/>
-          <w:b w:val="0"/>
-          <w:bCs/>
-          <w:color w:val="0D0D0D" w:themeColor="text1" w:themeTint="F2"/>
-          <w:sz w:val="20"/>
-        </w:rPr>
-        <w:t>06/2024</w:t>
-      </w:r>
-    </w:p>
-    <w:p>
-      <w:pPr>
-        <w:pStyle w:val="ListParagraph"/>
-        <w:numPr>
-          <w:ilvl w:val="0"/>
-          <w:numId w:val="8"/>
-        </w:numPr>
-        <w:spacing w:after="30" w:line="276" w:lineRule="auto"/>
-        <w:ind w:left="284" w:right="26" w:hanging="284"/>
-        <w:jc w:val="both"/>
-        <w:rPr>
-          <w:rFonts w:ascii="Arial" w:eastAsia="Times New Roman" w:hAnsi="Arial" w:cs="Arial"/>
-          <w:color w:val="0D0D0D" w:themeColor="text1" w:themeTint="F2"/>
-          <w:sz w:val="20"/>
-        </w:rPr>
-      </w:pPr>
-      <w:r>
-        <w:rPr>
-          <w:rFonts w:ascii="Arial" w:eastAsia="Times New Roman" w:hAnsi="Arial" w:cs="Arial"/>
-          <w:color w:val="0D0D0D" w:themeColor="text1" w:themeTint="F2"/>
-          <w:sz w:val="20"/>
-        </w:rPr>
-        <w:t>This project aimed to analyze consumer goods data to provide insights for management decisions. Using MySQL, I implemented concepts such as Joins, Subqueries, String, Numeric, and Date Functions, as well as Window Functions and Common Table Expressions (CTEs) for effective data manipulation. To visualize the findings, I used Tableau to create clear and informative data visualizations, and Canva for presentation creation.</w:t>
-      </w:r>
-    </w:p>
-    <w:p>
-      <w:pPr>
-        <w:tabs>
-          <w:tab w:val="right" w:pos="10695"/>
-        </w:tabs>
-        <w:spacing w:after="0" w:line="276" w:lineRule="auto"/>
-        <w:ind w:right="26"/>
-        <w:jc w:val="both"/>
-        <w:rPr>
-          <w:rFonts w:ascii="Arial" w:eastAsia="Times New Roman" w:hAnsi="Arial" w:cs="Arial"/>
-          <w:b/>
-          <w:bCs/>
-          <w:color w:val="0D0D0D" w:themeColor="text1" w:themeTint="F2"/>
-          <w:szCs w:val="22"/>
-        </w:rPr>
-      </w:pPr>
-      <w:r>
-        <w:rPr>
-          <w:rFonts w:ascii="Arial" w:eastAsia="Times New Roman" w:hAnsi="Arial" w:cs="Arial"/>
-          <w:b/>
-          <w:color w:val="0D0D0D" w:themeColor="text1" w:themeTint="F2"/>
-        </w:rPr>
-        <w:t>LibraLink: Smart Attendance with Book Recommendation</w:t>
-      </w:r>
-      <w:r>
-        <w:rPr>
-          <w:rFonts w:ascii="Arial" w:eastAsia="Times New Roman" w:hAnsi="Arial" w:cs="Arial"/>
-          <w:b/>
-          <w:color w:val="0D0D0D" w:themeColor="text1" w:themeTint="F2"/>
-        </w:rPr>
-        <w:tab/>
-      </w:r>
-      <w:r>
-        <w:rPr>
-          <w:rFonts w:ascii="Arial" w:eastAsia="Times New Roman" w:hAnsi="Arial" w:cs="Arial"/>
-          <w:bCs/>
-          <w:color w:val="0D0D0D" w:themeColor="text1" w:themeTint="F2"/>
-          <w:sz w:val="20"/>
-        </w:rPr>
-        <w:t>09/2023 – 12/2023</w:t>
-      </w:r>
-    </w:p>
-    <w:p>
-      <w:pPr>
-        <w:pStyle w:val="ListParagraph"/>
-        <w:numPr>
-          <w:ilvl w:val="0"/>
-          <w:numId w:val="8"/>
-        </w:numPr>
-        <w:spacing w:after="30" w:line="276" w:lineRule="auto"/>
-        <w:ind w:left="284" w:right="26" w:hanging="284"/>
-        <w:jc w:val="both"/>
-        <w:rPr>
-          <w:rFonts w:ascii="Arial" w:eastAsia="Times New Roman" w:hAnsi="Arial" w:cs="Arial"/>
-          <w:color w:val="0D0D0D" w:themeColor="text1" w:themeTint="F2"/>
-          <w:sz w:val="20"/>
-        </w:rPr>
-      </w:pPr>
-      <w:r>
-        <w:rPr>
-          <w:rFonts w:ascii="Arial" w:eastAsia="Times New Roman" w:hAnsi="Arial" w:cs="Arial"/>
-          <w:color w:val="0D0D0D" w:themeColor="text1" w:themeTint="F2"/>
-          <w:sz w:val="20"/>
-        </w:rPr>
-        <w:t>LibraLink is an advanced attendance system integrated with a book recommendation feature, specifically designed for library environments. At its core lies a robust facial recognition-based attendance mechanism, powered by Convolutional Neural Networks (CNN). In addition to tracking attendance, the system offers a personalized book recommendation service, leveraging the K-Nearest Neighbo</w:t>
-      </w:r>
-      <w:r>
-        <w:rPr>
-          <w:rFonts w:ascii="Arial" w:eastAsia="Times New Roman" w:hAnsi="Arial" w:cs="Arial"/>
-          <w:color w:val="0D0D0D" w:themeColor="text1" w:themeTint="F2"/>
-          <w:sz w:val="20"/>
-        </w:rPr>
-        <w:t>r</w:t>
-      </w:r>
-      <w:r>
-        <w:rPr>
-          <w:rFonts w:ascii="Arial" w:eastAsia="Times New Roman" w:hAnsi="Arial" w:cs="Arial"/>
-          <w:color w:val="0D0D0D" w:themeColor="text1" w:themeTint="F2"/>
-          <w:sz w:val="20"/>
-        </w:rPr>
-        <w:t>s (KNN) algorithm to align with user preferences.</w:t>
-      </w:r>
-      <w:r>
-        <w:rPr>
-          <w:rFonts w:ascii="Arial" w:eastAsia="Times New Roman" w:hAnsi="Arial" w:cs="Arial"/>
-          <w:color w:val="0D0D0D" w:themeColor="text1" w:themeTint="F2"/>
-          <w:sz w:val="20"/>
-        </w:rPr>
-        <w:t xml:space="preserve"> </w:t>
-      </w:r>
-      <w:r>
-        <w:rPr>
-          <w:rFonts w:ascii="Arial" w:eastAsia="Times New Roman" w:hAnsi="Arial" w:cs="Arial"/>
-          <w:color w:val="0D0D0D" w:themeColor="text1" w:themeTint="F2"/>
-          <w:sz w:val="20"/>
-        </w:rPr>
-        <w:t>The system uses MySQL as its relational database to manage and store student data.</w:t>
-      </w:r>
-    </w:p>
-    <w:p>
-      <w:pPr>
-        <w:pStyle w:val="Heading1"/>
-        <w:tabs>
-          <w:tab w:val="right" w:pos="10695"/>
-        </w:tabs>
-        <w:spacing w:line="276" w:lineRule="auto"/>
-        <w:ind w:left="0" w:right="26" w:firstLine="0"/>
-        <w:rPr>
-          <w:rFonts w:ascii="Arial" w:hAnsi="Arial" w:cs="Arial"/>
-          <w:color w:val="0D0D0D" w:themeColor="text1" w:themeTint="F2"/>
-        </w:rPr>
-      </w:pPr>
-      <w:r>
-        <w:rPr>
-          <w:rFonts w:ascii="Arial" w:hAnsi="Arial" w:cs="Arial"/>
-          <w:color w:val="0D0D0D" w:themeColor="text1" w:themeTint="F2"/>
-        </w:rPr>
-        <w:lastRenderedPageBreak/>
-        <w:t>Movie Recommend</w:t>
-      </w:r>
-      <w:r>
-        <w:rPr>
-          <w:rFonts w:ascii="Arial" w:hAnsi="Arial" w:cs="Arial"/>
-          <w:color w:val="0D0D0D" w:themeColor="text1" w:themeTint="F2"/>
-        </w:rPr>
-        <w:t>ation</w:t>
-      </w:r>
-      <w:r>
-        <w:rPr>
-          <w:rFonts w:ascii="Arial" w:hAnsi="Arial" w:cs="Arial"/>
-          <w:color w:val="0D0D0D" w:themeColor="text1" w:themeTint="F2"/>
-        </w:rPr>
-        <w:t xml:space="preserve"> System</w:t>
-      </w:r>
-      <w:r>
-        <w:rPr>
-          <w:rFonts w:ascii="Arial" w:hAnsi="Arial" w:cs="Arial"/>
-          <w:color w:val="0D0D0D" w:themeColor="text1" w:themeTint="F2"/>
-        </w:rPr>
-        <w:tab/>
-      </w:r>
-      <w:r>
-        <w:rPr>
-          <w:rFonts w:ascii="Arial" w:hAnsi="Arial" w:cs="Arial"/>
-          <w:b w:val="0"/>
-          <w:bCs/>
-          <w:color w:val="0D0D0D" w:themeColor="text1" w:themeTint="F2"/>
-          <w:sz w:val="20"/>
-        </w:rPr>
-        <w:t>08/2023</w:t>
-      </w:r>
-      <w:r>
-        <w:rPr>
-          <w:rFonts w:ascii="Arial" w:hAnsi="Arial" w:cs="Arial"/>
-          <w:b w:val="0"/>
-          <w:color w:val="0D0D0D" w:themeColor="text1" w:themeTint="F2"/>
-          <w:sz w:val="20"/>
-        </w:rPr>
-        <w:t xml:space="preserve"> </w:t>
-      </w:r>
-    </w:p>
-    <w:p>
-      <w:pPr>
-        <w:pStyle w:val="ListParagraph"/>
-        <w:numPr>
-          <w:ilvl w:val="0"/>
-          <w:numId w:val="8"/>
-        </w:numPr>
-        <w:spacing w:after="30" w:line="276" w:lineRule="auto"/>
-        <w:ind w:left="284" w:right="26" w:hanging="284"/>
-        <w:jc w:val="both"/>
-        <w:rPr>
-          <w:rFonts w:ascii="Arial" w:eastAsia="Times New Roman" w:hAnsi="Arial" w:cs="Arial"/>
-          <w:color w:val="0D0D0D" w:themeColor="text1" w:themeTint="F2"/>
-          <w:sz w:val="20"/>
-        </w:rPr>
-      </w:pPr>
-      <w:r>
-        <w:rPr>
-          <w:rFonts w:ascii="Arial" w:eastAsia="Times New Roman" w:hAnsi="Arial" w:cs="Arial"/>
-          <w:color w:val="0D0D0D" w:themeColor="text1" w:themeTint="F2"/>
-          <w:sz w:val="20"/>
-        </w:rPr>
-        <w:t>This ML project utilizes a Content-Based Recommender System for movies, using features like titles, genres, and posters to provide recommendations based on the chosen film. The system employs cosine similarity to gauge similarities between movies and is deployed using the Streamlit platform, enabling user-friendly interaction.</w:t>
-      </w:r>
-    </w:p>
-    <w:p>
-      <w:pPr>
-        <w:pStyle w:val="Heading1"/>
-        <w:tabs>
-          <w:tab w:val="right" w:pos="10695"/>
-        </w:tabs>
-        <w:spacing w:line="276" w:lineRule="auto"/>
-        <w:ind w:left="0" w:right="26" w:firstLine="0"/>
-        <w:rPr>
-          <w:rFonts w:ascii="Arial" w:hAnsi="Arial" w:cs="Arial"/>
-          <w:color w:val="0D0D0D" w:themeColor="text1" w:themeTint="F2"/>
-        </w:rPr>
-      </w:pPr>
-      <w:r>
-        <w:rPr>
-          <w:rFonts w:ascii="Arial" w:hAnsi="Arial" w:cs="Arial"/>
-          <w:color w:val="0D0D0D" w:themeColor="text1" w:themeTint="F2"/>
-        </w:rPr>
-        <w:t>Image Classification of Billionaire</w:t>
-      </w:r>
-      <w:r>
-        <w:rPr>
-          <w:rFonts w:ascii="Arial" w:hAnsi="Arial" w:cs="Arial"/>
-          <w:color w:val="0D0D0D" w:themeColor="text1" w:themeTint="F2"/>
-        </w:rPr>
-        <w:t>s</w:t>
-      </w:r>
-      <w:r>
-        <w:rPr>
-          <w:rFonts w:ascii="Arial" w:hAnsi="Arial" w:cs="Arial"/>
-          <w:color w:val="0D0D0D" w:themeColor="text1" w:themeTint="F2"/>
-        </w:rPr>
-        <w:tab/>
-      </w:r>
-      <w:r>
-        <w:rPr>
-          <w:rFonts w:ascii="Arial" w:hAnsi="Arial" w:cs="Arial"/>
-          <w:b w:val="0"/>
-          <w:bCs/>
-          <w:color w:val="0D0D0D" w:themeColor="text1" w:themeTint="F2"/>
-          <w:sz w:val="20"/>
-        </w:rPr>
-        <w:t>08/2023</w:t>
-      </w:r>
-    </w:p>
-    <w:p>
-      <w:pPr>
-        <w:pStyle w:val="ListParagraph"/>
-        <w:numPr>
-          <w:ilvl w:val="0"/>
-          <w:numId w:val="8"/>
-        </w:numPr>
-        <w:spacing w:after="30" w:line="276" w:lineRule="auto"/>
-        <w:ind w:left="284" w:right="26" w:hanging="284"/>
-        <w:jc w:val="both"/>
-        <w:rPr>
-          <w:rFonts w:ascii="Arial" w:eastAsia="Times New Roman" w:hAnsi="Arial" w:cs="Arial"/>
-          <w:color w:val="0D0D0D" w:themeColor="text1" w:themeTint="F2"/>
-          <w:sz w:val="20"/>
-        </w:rPr>
-      </w:pPr>
-      <w:r>
-        <w:rPr>
-          <w:rFonts w:ascii="Arial" w:eastAsia="Times New Roman" w:hAnsi="Arial" w:cs="Arial"/>
-          <w:color w:val="0D0D0D" w:themeColor="text1" w:themeTint="F2"/>
-          <w:sz w:val="20"/>
-        </w:rPr>
-        <w:t>Utilized OpenCV for face and eyes detection, performed data cleaning through OpenCV's face detection, and conducted feature engineering using wavelet transforms. Built models using SVM, logistic regression, and random forest, further refining them with GridSearchCV. Exported final model to a file and established a Python Flask server. Deployed the project on AWS EC2.</w:t>
-      </w:r>
-    </w:p>
-    <w:p>
-      <w:pPr>
-        <w:pStyle w:val="Heading1"/>
-        <w:tabs>
-          <w:tab w:val="right" w:pos="10695"/>
-        </w:tabs>
-        <w:spacing w:line="276" w:lineRule="auto"/>
-        <w:ind w:left="0" w:right="26" w:firstLine="0"/>
-        <w:rPr>
-          <w:rFonts w:ascii="Arial" w:hAnsi="Arial" w:cs="Arial"/>
-          <w:color w:val="0D0D0D" w:themeColor="text1" w:themeTint="F2"/>
-        </w:rPr>
-      </w:pPr>
-      <w:r>
-        <w:rPr>
-          <w:rFonts w:ascii="Arial" w:hAnsi="Arial" w:cs="Arial"/>
-          <w:color w:val="0D0D0D" w:themeColor="text1" w:themeTint="F2"/>
-        </w:rPr>
-        <w:t xml:space="preserve">Credit Risk Modelling                             </w:t>
-      </w:r>
-      <w:r>
-        <w:rPr>
-          <w:rFonts w:ascii="Arial" w:hAnsi="Arial" w:cs="Arial"/>
-          <w:color w:val="0D0D0D" w:themeColor="text1" w:themeTint="F2"/>
-        </w:rPr>
-        <w:tab/>
-      </w:r>
-      <w:r>
-        <w:rPr>
-          <w:rFonts w:ascii="Arial" w:hAnsi="Arial" w:cs="Arial"/>
-          <w:b w:val="0"/>
-          <w:bCs/>
-          <w:color w:val="0D0D0D" w:themeColor="text1" w:themeTint="F2"/>
-          <w:sz w:val="20"/>
-        </w:rPr>
-        <w:t>08/2023</w:t>
-      </w:r>
-      <w:r>
-        <w:rPr>
-          <w:rFonts w:ascii="Arial" w:hAnsi="Arial" w:cs="Arial"/>
-          <w:b w:val="0"/>
-          <w:color w:val="0D0D0D" w:themeColor="text1" w:themeTint="F2"/>
-          <w:sz w:val="20"/>
-        </w:rPr>
-        <w:t xml:space="preserve"> </w:t>
       </w:r>
     </w:p>
     <w:p>
@@ -3783,7 +2891,7 @@
           <w:numId w:val="8"/>
         </w:numPr>
         <w:spacing w:line="276" w:lineRule="auto"/>
-        <w:ind w:left="284" w:right="26" w:hanging="284"/>
+        <w:ind w:left="284" w:right="28" w:hanging="284"/>
         <w:jc w:val="both"/>
         <w:rPr>
           <w:rFonts w:ascii="Arial" w:eastAsia="Times New Roman" w:hAnsi="Arial" w:cs="Arial"/>
@@ -3803,7 +2911,7 @@
           <w:color w:val="0D0D0D" w:themeColor="text1" w:themeTint="F2"/>
           <w:sz w:val="20"/>
         </w:rPr>
-        <w:t>Utilized Logistic Regression to identify loan default risks from historical loan data. Conducted data preprocessing, feature engineering, and optimized model performance via ROC curve analysis. Gained insights into credit default risk factors, including loan duration, employment length, and payment history</w:t>
+        <w:t>Personal medical chatbot project using Large Language Models (LLM) and Retrieval Augmented Generation (RAG). The chatbot provides detailed answers by leveraging medical knowledge from PDF documents, employing LlamaCPP for LLM integration and llama_index for efficient document handling. This approach enhances natural language responses and enables advanced retrieval of health-related information.</w:t>
       </w:r>
       <w:r>
         <w:rPr>
@@ -7365,6 +6473,7 @@
   <w:style w:type="character" w:default="1" w:styleId="DefaultParagraphFont">
     <w:name w:val="Default Paragraph Font"/>
     <w:uiPriority w:val="1"/>
+    <w:semiHidden/>
     <w:unhideWhenUsed/>
   </w:style>
   <w:style w:type="table" w:default="1" w:styleId="TableNormal">

--- a/downloads/Michael Geraldin Wijaya Resume.docx
+++ b/downloads/Michael Geraldin Wijaya Resume.docx
@@ -567,6 +567,7 @@
           <w:szCs w:val="22"/>
         </w:rPr>
       </w:pPr>
+      <w:proofErr w:type="spellStart"/>
       <w:r>
         <w:rPr>
           <w:rFonts w:ascii="Arial" w:hAnsi="Arial" w:cs="Arial"/>
@@ -577,6 +578,7 @@
         </w:rPr>
         <w:t>Maknadata</w:t>
       </w:r>
+      <w:proofErr w:type="spellEnd"/>
       <w:r>
         <w:rPr>
           <w:rFonts w:ascii="Arial" w:hAnsi="Arial" w:cs="Arial"/>
@@ -651,39 +653,25 @@
           <w:color w:val="0D0D0D" w:themeColor="text1" w:themeTint="F2"/>
           <w:sz w:val="20"/>
         </w:rPr>
-        <w:t>Researching and benchmarking proprietary and open-source speech/language</w:t>
-      </w:r>
-      <w:r>
-        <w:rPr>
-          <w:rFonts w:ascii="Arial" w:eastAsia="Times New Roman" w:hAnsi="Arial" w:cs="Arial"/>
-          <w:color w:val="0D0D0D" w:themeColor="text1" w:themeTint="F2"/>
-          <w:sz w:val="20"/>
-        </w:rPr>
-        <w:t xml:space="preserve"> </w:t>
-      </w:r>
-      <w:r>
-        <w:rPr>
-          <w:rFonts w:ascii="Arial" w:eastAsia="Times New Roman" w:hAnsi="Arial" w:cs="Arial"/>
-          <w:color w:val="0D0D0D" w:themeColor="text1" w:themeTint="F2"/>
-          <w:sz w:val="20"/>
-        </w:rPr>
-        <w:t>models to evaluate cost-efficiency and self-hosting feasibility, reducing</w:t>
-      </w:r>
-      <w:r>
-        <w:rPr>
-          <w:rFonts w:ascii="Arial" w:eastAsia="Times New Roman" w:hAnsi="Arial" w:cs="Arial"/>
-          <w:color w:val="0D0D0D" w:themeColor="text1" w:themeTint="F2"/>
-          <w:sz w:val="20"/>
-        </w:rPr>
-        <w:t xml:space="preserve"> </w:t>
-      </w:r>
-      <w:r>
-        <w:rPr>
-          <w:rFonts w:ascii="Arial" w:eastAsia="Times New Roman" w:hAnsi="Arial" w:cs="Arial"/>
-          <w:color w:val="0D0D0D" w:themeColor="text1" w:themeTint="F2"/>
-          <w:sz w:val="20"/>
-        </w:rPr>
-        <w:t>dependency on third-party APIs.</w:t>
+        <w:t xml:space="preserve">Implemented LLM tool calling to control each conversation turn, grounding responses in scenario facts through </w:t>
+      </w:r>
+      <w:proofErr w:type="spellStart"/>
+      <w:r>
+        <w:rPr>
+          <w:rFonts w:ascii="Arial" w:eastAsia="Times New Roman" w:hAnsi="Arial" w:cs="Arial"/>
+          <w:color w:val="0D0D0D" w:themeColor="text1" w:themeTint="F2"/>
+          <w:sz w:val="20"/>
+        </w:rPr>
+        <w:t>Qdrant</w:t>
+      </w:r>
+      <w:proofErr w:type="spellEnd"/>
+      <w:r>
+        <w:rPr>
+          <w:rFonts w:ascii="Arial" w:eastAsia="Times New Roman" w:hAnsi="Arial" w:cs="Arial"/>
+          <w:color w:val="0D0D0D" w:themeColor="text1" w:themeTint="F2"/>
+          <w:sz w:val="20"/>
+        </w:rPr>
+        <w:t xml:space="preserve"> vector retrieval (Vertex AI embeddings).</w:t>
       </w:r>
     </w:p>
     <w:p>
@@ -708,23 +696,7 @@
           <w:color w:val="0D0D0D" w:themeColor="text1" w:themeTint="F2"/>
           <w:sz w:val="20"/>
         </w:rPr>
-        <w:t>Implemented logging and monitoring (observability) for a compliance audit</w:t>
-      </w:r>
-      <w:r>
-        <w:rPr>
-          <w:rFonts w:ascii="Arial" w:eastAsia="Times New Roman" w:hAnsi="Arial" w:cs="Arial"/>
-          <w:color w:val="0D0D0D" w:themeColor="text1" w:themeTint="F2"/>
-          <w:sz w:val="20"/>
-        </w:rPr>
-        <w:t xml:space="preserve"> </w:t>
-      </w:r>
-      <w:r>
-        <w:rPr>
-          <w:rFonts w:ascii="Arial" w:eastAsia="Times New Roman" w:hAnsi="Arial" w:cs="Arial"/>
-          <w:color w:val="0D0D0D" w:themeColor="text1" w:themeTint="F2"/>
-          <w:sz w:val="20"/>
-        </w:rPr>
-        <w:t>backend service.</w:t>
+        <w:t>Built a multimodal LLM-as-judge pipeline scoring recorded sales conversations against a versioned rubric.</w:t>
       </w:r>
     </w:p>
     <w:p>
@@ -749,6 +721,129 @@
           <w:color w:val="0D0D0D" w:themeColor="text1" w:themeTint="F2"/>
           <w:sz w:val="20"/>
         </w:rPr>
+        <w:t>Researching and benchmarking proprietary and open-source speech/language</w:t>
+      </w:r>
+      <w:r>
+        <w:rPr>
+          <w:rFonts w:ascii="Arial" w:eastAsia="Times New Roman" w:hAnsi="Arial" w:cs="Arial"/>
+          <w:color w:val="0D0D0D" w:themeColor="text1" w:themeTint="F2"/>
+          <w:sz w:val="20"/>
+        </w:rPr>
+        <w:t xml:space="preserve"> </w:t>
+      </w:r>
+      <w:r>
+        <w:rPr>
+          <w:rFonts w:ascii="Arial" w:eastAsia="Times New Roman" w:hAnsi="Arial" w:cs="Arial"/>
+          <w:color w:val="0D0D0D" w:themeColor="text1" w:themeTint="F2"/>
+          <w:sz w:val="20"/>
+        </w:rPr>
+        <w:t>models to evaluate cost-efficiency and self-hosting feasibility, reducing</w:t>
+      </w:r>
+      <w:r>
+        <w:rPr>
+          <w:rFonts w:ascii="Arial" w:eastAsia="Times New Roman" w:hAnsi="Arial" w:cs="Arial"/>
+          <w:color w:val="0D0D0D" w:themeColor="text1" w:themeTint="F2"/>
+          <w:sz w:val="20"/>
+        </w:rPr>
+        <w:t xml:space="preserve"> </w:t>
+      </w:r>
+      <w:r>
+        <w:rPr>
+          <w:rFonts w:ascii="Arial" w:eastAsia="Times New Roman" w:hAnsi="Arial" w:cs="Arial"/>
+          <w:color w:val="0D0D0D" w:themeColor="text1" w:themeTint="F2"/>
+          <w:sz w:val="20"/>
+        </w:rPr>
+        <w:t>dependency on third-party APIs.</w:t>
+      </w:r>
+    </w:p>
+    <w:p>
+      <w:pPr>
+        <w:pStyle w:val="ListParagraph"/>
+        <w:numPr>
+          <w:ilvl w:val="0"/>
+          <w:numId w:val="8"/>
+        </w:numPr>
+        <w:spacing w:after="30" w:line="276" w:lineRule="auto"/>
+        <w:ind w:left="284" w:right="26" w:hanging="284"/>
+        <w:jc w:val="both"/>
+        <w:rPr>
+          <w:rFonts w:ascii="Arial" w:eastAsia="Times New Roman" w:hAnsi="Arial" w:cs="Arial"/>
+          <w:color w:val="0D0D0D" w:themeColor="text1" w:themeTint="F2"/>
+          <w:sz w:val="20"/>
+        </w:rPr>
+      </w:pPr>
+      <w:r>
+        <w:rPr>
+          <w:rFonts w:ascii="Arial" w:eastAsia="Times New Roman" w:hAnsi="Arial" w:cs="Arial"/>
+          <w:color w:val="0D0D0D" w:themeColor="text1" w:themeTint="F2"/>
+          <w:sz w:val="20"/>
+        </w:rPr>
+        <w:t>Architected backends as layered DDD services with enforced module boundaries, and dispatched long-running evaluation jobs to Cloud Tasks workers on Cloud Run.</w:t>
+      </w:r>
+    </w:p>
+    <w:p>
+      <w:pPr>
+        <w:pStyle w:val="ListParagraph"/>
+        <w:numPr>
+          <w:ilvl w:val="0"/>
+          <w:numId w:val="8"/>
+        </w:numPr>
+        <w:spacing w:after="30" w:line="276" w:lineRule="auto"/>
+        <w:ind w:left="284" w:right="26" w:hanging="284"/>
+        <w:jc w:val="both"/>
+        <w:rPr>
+          <w:rFonts w:ascii="Arial" w:eastAsia="Times New Roman" w:hAnsi="Arial" w:cs="Arial"/>
+          <w:color w:val="0D0D0D" w:themeColor="text1" w:themeTint="F2"/>
+          <w:sz w:val="20"/>
+        </w:rPr>
+      </w:pPr>
+      <w:r>
+        <w:rPr>
+          <w:rFonts w:ascii="Arial" w:eastAsia="Times New Roman" w:hAnsi="Arial" w:cs="Arial"/>
+          <w:color w:val="0D0D0D" w:themeColor="text1" w:themeTint="F2"/>
+          <w:sz w:val="20"/>
+        </w:rPr>
+        <w:t>Implemented logging and monitoring (observability) for a compliance audit</w:t>
+      </w:r>
+      <w:r>
+        <w:rPr>
+          <w:rFonts w:ascii="Arial" w:eastAsia="Times New Roman" w:hAnsi="Arial" w:cs="Arial"/>
+          <w:color w:val="0D0D0D" w:themeColor="text1" w:themeTint="F2"/>
+          <w:sz w:val="20"/>
+        </w:rPr>
+        <w:t xml:space="preserve"> </w:t>
+      </w:r>
+      <w:r>
+        <w:rPr>
+          <w:rFonts w:ascii="Arial" w:eastAsia="Times New Roman" w:hAnsi="Arial" w:cs="Arial"/>
+          <w:color w:val="0D0D0D" w:themeColor="text1" w:themeTint="F2"/>
+          <w:sz w:val="20"/>
+        </w:rPr>
+        <w:t>backend service.</w:t>
+      </w:r>
+    </w:p>
+    <w:p>
+      <w:pPr>
+        <w:pStyle w:val="ListParagraph"/>
+        <w:numPr>
+          <w:ilvl w:val="0"/>
+          <w:numId w:val="8"/>
+        </w:numPr>
+        <w:spacing w:after="30" w:line="276" w:lineRule="auto"/>
+        <w:ind w:left="284" w:right="26" w:hanging="284"/>
+        <w:jc w:val="both"/>
+        <w:rPr>
+          <w:rFonts w:ascii="Arial" w:eastAsia="Times New Roman" w:hAnsi="Arial" w:cs="Arial"/>
+          <w:color w:val="0D0D0D" w:themeColor="text1" w:themeTint="F2"/>
+          <w:sz w:val="20"/>
+        </w:rPr>
+      </w:pPr>
+      <w:r>
+        <w:rPr>
+          <w:rFonts w:ascii="Arial" w:eastAsia="Times New Roman" w:hAnsi="Arial" w:cs="Arial"/>
+          <w:color w:val="0D0D0D" w:themeColor="text1" w:themeTint="F2"/>
+          <w:sz w:val="20"/>
+        </w:rPr>
         <w:t xml:space="preserve">Developed an automated system that merges draft reports and interview transcripts using LLMs, streamlining document </w:t>
       </w:r>
       <w:r>
@@ -810,7 +905,27 @@
           <w:sz w:val="20"/>
           <w:szCs w:val="20"/>
         </w:rPr>
-        <w:t xml:space="preserve">with FastAPI and PostgreSQL </w:t>
+        <w:t xml:space="preserve">with </w:t>
+      </w:r>
+      <w:proofErr w:type="spellStart"/>
+      <w:r>
+        <w:rPr>
+          <w:rFonts w:ascii="Arial" w:hAnsi="Arial" w:cs="Arial"/>
+          <w:color w:val="0D0D0D" w:themeColor="text1" w:themeTint="F2"/>
+          <w:sz w:val="20"/>
+          <w:szCs w:val="20"/>
+        </w:rPr>
+        <w:t>FastAPI</w:t>
+      </w:r>
+      <w:proofErr w:type="spellEnd"/>
+      <w:r>
+        <w:rPr>
+          <w:rFonts w:ascii="Arial" w:hAnsi="Arial" w:cs="Arial"/>
+          <w:color w:val="0D0D0D" w:themeColor="text1" w:themeTint="F2"/>
+          <w:sz w:val="20"/>
+          <w:szCs w:val="20"/>
+        </w:rPr>
+        <w:t xml:space="preserve"> and PostgreSQL </w:t>
       </w:r>
       <w:r>
         <w:rPr>
@@ -838,13 +953,23 @@
           <w:sz w:val="20"/>
         </w:rPr>
       </w:pPr>
-      <w:r>
-        <w:rPr>
-          <w:rFonts w:ascii="Arial" w:eastAsia="Times New Roman" w:hAnsi="Arial" w:cs="Arial"/>
-          <w:color w:val="0D0D0D" w:themeColor="text1" w:themeTint="F2"/>
-          <w:sz w:val="20"/>
-        </w:rPr>
-        <w:t>Analyzed business use cases to identify opportunities for AI-driven solutions.</w:t>
+      <w:proofErr w:type="spellStart"/>
+      <w:r>
+        <w:rPr>
+          <w:rFonts w:ascii="Arial" w:eastAsia="Times New Roman" w:hAnsi="Arial" w:cs="Arial"/>
+          <w:color w:val="0D0D0D" w:themeColor="text1" w:themeTint="F2"/>
+          <w:sz w:val="20"/>
+        </w:rPr>
+        <w:t>Analyzed</w:t>
+      </w:r>
+      <w:proofErr w:type="spellEnd"/>
+      <w:r>
+        <w:rPr>
+          <w:rFonts w:ascii="Arial" w:eastAsia="Times New Roman" w:hAnsi="Arial" w:cs="Arial"/>
+          <w:color w:val="0D0D0D" w:themeColor="text1" w:themeTint="F2"/>
+          <w:sz w:val="20"/>
+        </w:rPr>
+        <w:t xml:space="preserve"> business use cases to identify opportunities for AI-driven solutions.</w:t>
       </w:r>
     </w:p>
     <w:p>
@@ -1035,7 +1160,25 @@
           <w:color w:val="0D0D0D" w:themeColor="text1" w:themeTint="F2"/>
           <w:szCs w:val="22"/>
         </w:rPr>
-        <w:t>Project-Based Virtual Intern: Data Scientist – ID/X Partners x Rakamin Academy</w:t>
+        <w:t xml:space="preserve">Project-Based Virtual Intern: Data Scientist – ID/X Partners x </w:t>
+      </w:r>
+      <w:proofErr w:type="spellStart"/>
+      <w:r>
+        <w:rPr>
+          <w:rFonts w:ascii="Arial" w:hAnsi="Arial" w:cs="Arial"/>
+          <w:color w:val="0D0D0D" w:themeColor="text1" w:themeTint="F2"/>
+          <w:szCs w:val="22"/>
+        </w:rPr>
+        <w:t>Rakamin</w:t>
+      </w:r>
+      <w:proofErr w:type="spellEnd"/>
+      <w:r>
+        <w:rPr>
+          <w:rFonts w:ascii="Arial" w:hAnsi="Arial" w:cs="Arial"/>
+          <w:color w:val="0D0D0D" w:themeColor="text1" w:themeTint="F2"/>
+          <w:szCs w:val="22"/>
+        </w:rPr>
+        <w:t xml:space="preserve"> Academy</w:t>
       </w:r>
       <w:r>
         <w:rPr>
@@ -1283,33 +1426,73 @@
     </w:p>
     <w:p>
       <w:pPr>
+        <w:spacing w:after="0" w:line="276" w:lineRule="auto"/>
+        <w:ind w:right="26"/>
+        <w:jc w:val="both"/>
+        <w:rPr>
+          <w:rFonts w:ascii="Arial" w:eastAsia="Times New Roman" w:hAnsi="Arial" w:cs="Arial"/>
+          <w:color w:val="0D0D0D" w:themeColor="text1" w:themeTint="F2"/>
+          <w:sz w:val="20"/>
+          <w:szCs w:val="20"/>
+        </w:rPr>
+      </w:pPr>
+      <w:r>
+        <w:rPr>
+          <w:rFonts w:ascii="Arial" w:eastAsia="Times New Roman" w:hAnsi="Arial" w:cs="Arial"/>
+          <w:color w:val="0D0D0D" w:themeColor="text1" w:themeTint="F2"/>
+          <w:sz w:val="20"/>
+          <w:szCs w:val="20"/>
+        </w:rPr>
+        <w:t xml:space="preserve">Streaming: </w:t>
+      </w:r>
+      <w:r>
+        <w:rPr>
+          <w:rFonts w:ascii="Arial" w:eastAsia="Times New Roman" w:hAnsi="Arial" w:cs="Arial"/>
+          <w:color w:val="0D0D0D" w:themeColor="text1" w:themeTint="F2"/>
+          <w:sz w:val="20"/>
+          <w:szCs w:val="20"/>
+        </w:rPr>
+        <w:t>Data Science</w:t>
+      </w:r>
+    </w:p>
+    <w:p>
+      <w:pPr>
         <w:spacing w:line="276" w:lineRule="auto"/>
         <w:ind w:right="26"/>
         <w:jc w:val="both"/>
         <w:rPr>
-          <w:rFonts w:ascii="Arial" w:eastAsia="Times New Roman" w:hAnsi="Arial" w:cs="Arial"/>
-          <w:color w:val="0D0D0D" w:themeColor="text1" w:themeTint="F2"/>
-          <w:sz w:val="20"/>
-          <w:szCs w:val="20"/>
-        </w:rPr>
-      </w:pPr>
-      <w:r>
-        <w:rPr>
-          <w:rFonts w:ascii="Arial" w:eastAsia="Times New Roman" w:hAnsi="Arial" w:cs="Arial"/>
-          <w:color w:val="0D0D0D" w:themeColor="text1" w:themeTint="F2"/>
-          <w:sz w:val="20"/>
-          <w:szCs w:val="20"/>
-        </w:rPr>
-        <w:t xml:space="preserve">Streaming: </w:t>
-      </w:r>
-      <w:r>
-        <w:rPr>
-          <w:rFonts w:ascii="Arial" w:eastAsia="Times New Roman" w:hAnsi="Arial" w:cs="Arial"/>
-          <w:color w:val="0D0D0D" w:themeColor="text1" w:themeTint="F2"/>
-          <w:sz w:val="20"/>
-          <w:szCs w:val="20"/>
-        </w:rPr>
-        <w:t>Data Science</w:t>
+          <w:rFonts w:ascii="Arial" w:hAnsi="Arial" w:cs="Arial"/>
+          <w:color w:val="0D0D0D" w:themeColor="text1" w:themeTint="F2"/>
+          <w:sz w:val="20"/>
+          <w:szCs w:val="20"/>
+        </w:rPr>
+      </w:pPr>
+      <w:r>
+        <w:rPr>
+          <w:rFonts w:ascii="Arial" w:eastAsia="Times New Roman" w:hAnsi="Arial" w:cs="Arial"/>
+          <w:color w:val="0D0D0D" w:themeColor="text1" w:themeTint="F2"/>
+          <w:sz w:val="20"/>
+          <w:szCs w:val="20"/>
+        </w:rPr>
+        <w:t xml:space="preserve">Latest </w:t>
+      </w:r>
+      <w:r>
+        <w:rPr>
+          <w:rFonts w:ascii="Arial" w:eastAsia="Times New Roman" w:hAnsi="Arial" w:cs="Arial"/>
+          <w:color w:val="0D0D0D" w:themeColor="text1" w:themeTint="F2"/>
+          <w:sz w:val="20"/>
+          <w:szCs w:val="20"/>
+        </w:rPr>
+        <w:t xml:space="preserve">GPA: </w:t>
+      </w:r>
+      <w:r>
+        <w:rPr>
+          <w:rFonts w:ascii="Arial" w:eastAsia="Times New Roman" w:hAnsi="Arial" w:cs="Arial"/>
+          <w:color w:val="0D0D0D" w:themeColor="text1" w:themeTint="F2"/>
+          <w:sz w:val="20"/>
+          <w:szCs w:val="20"/>
+        </w:rPr>
+        <w:t>4.00</w:t>
       </w:r>
     </w:p>
     <w:p>
@@ -1459,7 +1642,7 @@
           <w:sz w:val="20"/>
           <w:szCs w:val="20"/>
         </w:rPr>
-        <w:t>Latest GPA: 3.9</w:t>
+        <w:t>GPA: 3.9</w:t>
       </w:r>
       <w:r>
         <w:rPr>
@@ -1551,16 +1734,67 @@
           <w:sz w:val="20"/>
           <w:szCs w:val="20"/>
         </w:rPr>
-        <w:t>Awardee of Beasiswa</w:t>
-      </w:r>
-      <w:r>
-        <w:rPr>
-          <w:rFonts w:ascii="Arial" w:eastAsia="Times New Roman" w:hAnsi="Arial" w:cs="Arial"/>
-          <w:color w:val="0D0D0D" w:themeColor="text1" w:themeTint="F2"/>
-          <w:sz w:val="20"/>
-          <w:szCs w:val="20"/>
-        </w:rPr>
-        <w:t xml:space="preserve"> Unggulan Kemendikbudristek </w:t>
+        <w:t xml:space="preserve">Awardee of </w:t>
+      </w:r>
+      <w:proofErr w:type="spellStart"/>
+      <w:r>
+        <w:rPr>
+          <w:rFonts w:ascii="Arial" w:eastAsia="Times New Roman" w:hAnsi="Arial" w:cs="Arial"/>
+          <w:color w:val="0D0D0D" w:themeColor="text1" w:themeTint="F2"/>
+          <w:sz w:val="20"/>
+          <w:szCs w:val="20"/>
+        </w:rPr>
+        <w:t>Beasiswa</w:t>
+      </w:r>
+      <w:proofErr w:type="spellEnd"/>
+      <w:r>
+        <w:rPr>
+          <w:rFonts w:ascii="Arial" w:eastAsia="Times New Roman" w:hAnsi="Arial" w:cs="Arial"/>
+          <w:color w:val="0D0D0D" w:themeColor="text1" w:themeTint="F2"/>
+          <w:sz w:val="20"/>
+          <w:szCs w:val="20"/>
+        </w:rPr>
+        <w:t xml:space="preserve"> </w:t>
+      </w:r>
+      <w:proofErr w:type="spellStart"/>
+      <w:r>
+        <w:rPr>
+          <w:rFonts w:ascii="Arial" w:eastAsia="Times New Roman" w:hAnsi="Arial" w:cs="Arial"/>
+          <w:color w:val="0D0D0D" w:themeColor="text1" w:themeTint="F2"/>
+          <w:sz w:val="20"/>
+          <w:szCs w:val="20"/>
+        </w:rPr>
+        <w:t>Unggulan</w:t>
+      </w:r>
+      <w:proofErr w:type="spellEnd"/>
+      <w:r>
+        <w:rPr>
+          <w:rFonts w:ascii="Arial" w:eastAsia="Times New Roman" w:hAnsi="Arial" w:cs="Arial"/>
+          <w:color w:val="0D0D0D" w:themeColor="text1" w:themeTint="F2"/>
+          <w:sz w:val="20"/>
+          <w:szCs w:val="20"/>
+        </w:rPr>
+        <w:t xml:space="preserve"> </w:t>
+      </w:r>
+      <w:proofErr w:type="spellStart"/>
+      <w:r>
+        <w:rPr>
+          <w:rFonts w:ascii="Arial" w:eastAsia="Times New Roman" w:hAnsi="Arial" w:cs="Arial"/>
+          <w:color w:val="0D0D0D" w:themeColor="text1" w:themeTint="F2"/>
+          <w:sz w:val="20"/>
+          <w:szCs w:val="20"/>
+        </w:rPr>
+        <w:t>Kemendikbudristek</w:t>
+      </w:r>
+      <w:proofErr w:type="spellEnd"/>
+      <w:r>
+        <w:rPr>
+          <w:rFonts w:ascii="Arial" w:eastAsia="Times New Roman" w:hAnsi="Arial" w:cs="Arial"/>
+          <w:color w:val="0D0D0D" w:themeColor="text1" w:themeTint="F2"/>
+          <w:sz w:val="20"/>
+          <w:szCs w:val="20"/>
+        </w:rPr>
+        <w:t xml:space="preserve"> </w:t>
       </w:r>
       <w:r>
         <w:rPr>
@@ -1687,7 +1921,27 @@
           <w:sz w:val="20"/>
           <w:szCs w:val="20"/>
         </w:rPr>
-        <w:t>Top 20 Finalist School of Computer Science Hackaton 2024 BINUS x Microsoft (AI4A)</w:t>
+        <w:t xml:space="preserve">Top 20 Finalist School of Computer Science </w:t>
+      </w:r>
+      <w:proofErr w:type="spellStart"/>
+      <w:r>
+        <w:rPr>
+          <w:rFonts w:ascii="Arial" w:eastAsia="Times New Roman" w:hAnsi="Arial" w:cs="Arial"/>
+          <w:color w:val="0D0D0D" w:themeColor="text1" w:themeTint="F2"/>
+          <w:sz w:val="20"/>
+          <w:szCs w:val="20"/>
+        </w:rPr>
+        <w:t>Hackaton</w:t>
+      </w:r>
+      <w:proofErr w:type="spellEnd"/>
+      <w:r>
+        <w:rPr>
+          <w:rFonts w:ascii="Arial" w:eastAsia="Times New Roman" w:hAnsi="Arial" w:cs="Arial"/>
+          <w:color w:val="0D0D0D" w:themeColor="text1" w:themeTint="F2"/>
+          <w:sz w:val="20"/>
+          <w:szCs w:val="20"/>
+        </w:rPr>
+        <w:t xml:space="preserve"> 2024 BINUS x Microsoft (AI4A)</w:t>
       </w:r>
     </w:p>
     <w:p>
@@ -1884,7 +2138,17 @@
           <w:sz w:val="20"/>
           <w:szCs w:val="20"/>
         </w:rPr>
-        <w:t>A+ (Gold Medal</w:t>
+        <w:t xml:space="preserve">A+ (Gold </w:t>
+      </w:r>
+      <w:proofErr w:type="spellStart"/>
+      <w:r>
+        <w:rPr>
+          <w:rFonts w:ascii="Arial" w:eastAsia="Times New Roman" w:hAnsi="Arial" w:cs="Arial"/>
+          <w:color w:val="0D0D0D" w:themeColor="text1" w:themeTint="F2"/>
+          <w:sz w:val="20"/>
+          <w:szCs w:val="20"/>
+        </w:rPr>
+        <w:t>Medal</w:t>
       </w:r>
       <w:r>
         <w:rPr>
@@ -1895,6 +2159,7 @@
         </w:rPr>
         <w:t>ist</w:t>
       </w:r>
+      <w:proofErr w:type="spellEnd"/>
       <w:r>
         <w:rPr>
           <w:rFonts w:ascii="Arial" w:eastAsia="Times New Roman" w:hAnsi="Arial" w:cs="Arial"/>
@@ -1946,7 +2211,17 @@
           <w:sz w:val="20"/>
           <w:szCs w:val="20"/>
         </w:rPr>
-        <w:t>A+ (Gold Medal</w:t>
+        <w:t xml:space="preserve">A+ (Gold </w:t>
+      </w:r>
+      <w:proofErr w:type="spellStart"/>
+      <w:r>
+        <w:rPr>
+          <w:rFonts w:ascii="Arial" w:eastAsia="Times New Roman" w:hAnsi="Arial" w:cs="Arial"/>
+          <w:color w:val="0D0D0D" w:themeColor="text1" w:themeTint="F2"/>
+          <w:sz w:val="20"/>
+          <w:szCs w:val="20"/>
+        </w:rPr>
+        <w:t>Medal</w:t>
       </w:r>
       <w:r>
         <w:rPr>
@@ -1957,6 +2232,7 @@
         </w:rPr>
         <w:t>ist</w:t>
       </w:r>
+      <w:proofErr w:type="spellEnd"/>
       <w:r>
         <w:rPr>
           <w:rFonts w:ascii="Arial" w:eastAsia="Times New Roman" w:hAnsi="Arial" w:cs="Arial"/>
@@ -2008,7 +2284,27 @@
           <w:sz w:val="20"/>
           <w:szCs w:val="20"/>
         </w:rPr>
-        <w:t xml:space="preserve">Gold Medalist </w:t>
+        <w:t xml:space="preserve">Gold </w:t>
+      </w:r>
+      <w:proofErr w:type="spellStart"/>
+      <w:r>
+        <w:rPr>
+          <w:rFonts w:ascii="Arial" w:eastAsia="Times New Roman" w:hAnsi="Arial" w:cs="Arial"/>
+          <w:color w:val="0D0D0D" w:themeColor="text1" w:themeTint="F2"/>
+          <w:sz w:val="20"/>
+          <w:szCs w:val="20"/>
+        </w:rPr>
+        <w:t>Medalist</w:t>
+      </w:r>
+      <w:proofErr w:type="spellEnd"/>
+      <w:r>
+        <w:rPr>
+          <w:rFonts w:ascii="Arial" w:eastAsia="Times New Roman" w:hAnsi="Arial" w:cs="Arial"/>
+          <w:color w:val="0D0D0D" w:themeColor="text1" w:themeTint="F2"/>
+          <w:sz w:val="20"/>
+          <w:szCs w:val="20"/>
+        </w:rPr>
+        <w:t xml:space="preserve"> </w:t>
       </w:r>
       <w:r>
         <w:rPr>
@@ -2067,7 +2363,27 @@
           <w:sz w:val="20"/>
           <w:szCs w:val="20"/>
         </w:rPr>
-        <w:t>Gold Medalist in the National Student Science Competition - Mathematics</w:t>
+        <w:t xml:space="preserve">Gold </w:t>
+      </w:r>
+      <w:proofErr w:type="spellStart"/>
+      <w:r>
+        <w:rPr>
+          <w:rFonts w:ascii="Arial" w:eastAsia="Times New Roman" w:hAnsi="Arial" w:cs="Arial"/>
+          <w:color w:val="0D0D0D" w:themeColor="text1" w:themeTint="F2"/>
+          <w:sz w:val="20"/>
+          <w:szCs w:val="20"/>
+        </w:rPr>
+        <w:t>Medalist</w:t>
+      </w:r>
+      <w:proofErr w:type="spellEnd"/>
+      <w:r>
+        <w:rPr>
+          <w:rFonts w:ascii="Arial" w:eastAsia="Times New Roman" w:hAnsi="Arial" w:cs="Arial"/>
+          <w:color w:val="0D0D0D" w:themeColor="text1" w:themeTint="F2"/>
+          <w:sz w:val="20"/>
+          <w:szCs w:val="20"/>
+        </w:rPr>
+        <w:t xml:space="preserve"> in the National Student Science Competition - Mathematics</w:t>
       </w:r>
     </w:p>
     <w:p>
@@ -2093,6 +2409,7 @@
           <w:sz w:val="22"/>
           <w:szCs w:val="22"/>
         </w:rPr>
+        <w:lastRenderedPageBreak/>
         <w:t>PROJECTS</w:t>
       </w:r>
       <w:r>
@@ -2128,7 +2445,23 @@
           <w:bCs/>
           <w:color w:val="auto"/>
         </w:rPr>
-        <w:t>AI Voice Agent – Sales Roleplay</w:t>
+        <w:t xml:space="preserve">AI Voice Agent </w:t>
+      </w:r>
+      <w:r>
+        <w:rPr>
+          <w:rFonts w:ascii="Arial" w:hAnsi="Arial" w:cs="Arial"/>
+          <w:bCs/>
+          <w:color w:val="auto"/>
+        </w:rPr>
+        <w:t>-</w:t>
+      </w:r>
+      <w:r>
+        <w:rPr>
+          <w:rFonts w:ascii="Arial" w:hAnsi="Arial" w:cs="Arial"/>
+          <w:bCs/>
+          <w:color w:val="auto"/>
+        </w:rPr>
+        <w:t xml:space="preserve"> Sales Roleplay</w:t>
       </w:r>
       <w:r>
         <w:rPr>
@@ -2188,58 +2521,32 @@
     </w:p>
     <w:p>
       <w:pPr>
-        <w:pStyle w:val="Heading1"/>
-        <w:tabs>
-          <w:tab w:val="right" w:pos="10695"/>
-        </w:tabs>
-        <w:spacing w:line="276" w:lineRule="auto"/>
-        <w:ind w:left="0" w:right="26" w:firstLine="0"/>
-        <w:rPr>
-          <w:rFonts w:ascii="Arial" w:hAnsi="Arial" w:cs="Arial"/>
-          <w:b w:val="0"/>
+        <w:spacing w:after="30" w:line="276" w:lineRule="auto"/>
+        <w:ind w:right="26"/>
+        <w:jc w:val="both"/>
+        <w:rPr>
+          <w:rFonts w:ascii="Arial" w:hAnsi="Arial" w:cs="Arial"/>
+          <w:b/>
           <w:bCs/>
-          <w:color w:val="auto"/>
-          <w:sz w:val="20"/>
-        </w:rPr>
-      </w:pPr>
-      <w:r>
-        <w:rPr>
-          <w:rFonts w:ascii="Arial" w:hAnsi="Arial" w:cs="Arial"/>
+        </w:rPr>
+      </w:pPr>
+      <w:proofErr w:type="spellStart"/>
+      <w:r>
+        <w:rPr>
+          <w:rFonts w:ascii="Arial" w:hAnsi="Arial" w:cs="Arial"/>
+          <w:b/>
           <w:bCs/>
-          <w:color w:val="auto"/>
-        </w:rPr>
-        <w:t xml:space="preserve">Report and Interview Integration </w:t>
-      </w:r>
-      <w:r>
-        <w:rPr>
-          <w:rFonts w:ascii="Arial" w:hAnsi="Arial" w:cs="Arial"/>
+        </w:rPr>
+        <w:t>LinkNet</w:t>
+      </w:r>
+      <w:proofErr w:type="spellEnd"/>
+      <w:r>
+        <w:rPr>
+          <w:rFonts w:ascii="Arial" w:hAnsi="Arial" w:cs="Arial"/>
+          <w:b/>
           <w:bCs/>
-          <w:color w:val="auto"/>
-        </w:rPr>
-        <w:t>–</w:t>
-      </w:r>
-      <w:r>
-        <w:rPr>
-          <w:rFonts w:ascii="Arial" w:hAnsi="Arial" w:cs="Arial"/>
-          <w:bCs/>
-          <w:color w:val="auto"/>
-        </w:rPr>
-        <w:t xml:space="preserve"> Automated</w:t>
-      </w:r>
-      <w:r>
-        <w:rPr>
-          <w:rFonts w:ascii="Arial" w:hAnsi="Arial" w:cs="Arial"/>
-          <w:bCs/>
-          <w:color w:val="auto"/>
-        </w:rPr>
-        <w:t xml:space="preserve"> System</w:t>
-      </w:r>
-      <w:r>
-        <w:rPr>
-          <w:rFonts w:ascii="Arial" w:hAnsi="Arial" w:cs="Arial"/>
-          <w:color w:val="auto"/>
-        </w:rPr>
-        <w:tab/>
+        </w:rPr>
+        <w:t xml:space="preserve"> Vision QC POC</w:t>
       </w:r>
     </w:p>
     <w:p>
@@ -2253,42 +2560,28 @@
         <w:ind w:left="284" w:right="26" w:hanging="284"/>
         <w:jc w:val="both"/>
         <w:rPr>
-          <w:rFonts w:ascii="Arial" w:eastAsia="Times New Roman" w:hAnsi="Arial" w:cs="Arial"/>
-          <w:color w:val="auto"/>
-          <w:sz w:val="20"/>
-        </w:rPr>
-      </w:pPr>
-      <w:r>
-        <w:rPr>
-          <w:rFonts w:ascii="Arial" w:eastAsia="Times New Roman" w:hAnsi="Arial" w:cs="Arial"/>
-          <w:color w:val="auto"/>
-          <w:sz w:val="20"/>
-        </w:rPr>
-        <w:t>A</w:t>
-      </w:r>
-      <w:r>
-        <w:rPr>
-          <w:rFonts w:ascii="Arial" w:eastAsia="Times New Roman" w:hAnsi="Arial" w:cs="Arial"/>
-          <w:color w:val="auto"/>
-          <w:sz w:val="20"/>
-        </w:rPr>
-        <w:t xml:space="preserve">utomated system that merges draft reports and interview transcripts using LLMs, streamlining document </w:t>
-      </w:r>
-      <w:r>
-        <w:rPr>
-          <w:rFonts w:ascii="Arial" w:eastAsia="Times New Roman" w:hAnsi="Arial" w:cs="Arial"/>
-          <w:color w:val="auto"/>
-          <w:sz w:val="20"/>
-        </w:rPr>
-        <w:t>integration</w:t>
-      </w:r>
-      <w:r>
-        <w:rPr>
-          <w:rFonts w:ascii="Arial" w:eastAsia="Times New Roman" w:hAnsi="Arial" w:cs="Arial"/>
-          <w:color w:val="auto"/>
-          <w:sz w:val="20"/>
-        </w:rPr>
-        <w:t xml:space="preserve"> and enhancing workflow efficiency.</w:t>
+          <w:rFonts w:ascii="Arial" w:hAnsi="Arial" w:cs="Arial"/>
+        </w:rPr>
+      </w:pPr>
+      <w:r>
+        <w:rPr>
+          <w:rFonts w:ascii="Arial" w:hAnsi="Arial" w:cs="Arial"/>
+        </w:rPr>
+        <w:t xml:space="preserve">Vision LLM system auditing FTTH field installation photos against audit category standards for an Indonesian ISP. Achieved 83.6% overall accuracy and 85.5% defect recall on a benchmark of 286 photos. Benchmarked open and closed VLMs behind a modular provider layer (Qwen3-VL on self-hosted </w:t>
+      </w:r>
+      <w:proofErr w:type="spellStart"/>
+      <w:r>
+        <w:rPr>
+          <w:rFonts w:ascii="Arial" w:hAnsi="Arial" w:cs="Arial"/>
+        </w:rPr>
+        <w:t>vLLM</w:t>
+      </w:r>
+      <w:proofErr w:type="spellEnd"/>
+      <w:r>
+        <w:rPr>
+          <w:rFonts w:ascii="Arial" w:hAnsi="Arial" w:cs="Arial"/>
+        </w:rPr>
+        <w:t>, Claude/Kimi K2.5/Nova via AWS Bedrock, Gemini via Vertex AI) and selected self-hosted Qwen3-VL-32B to meet data residency constraints. Added an OpenCV quality gate to filter unusable photos before any LLM call.</w:t>
       </w:r>
     </w:p>
     <w:p>
@@ -2301,42 +2594,50 @@
         <w:ind w:left="0" w:right="26" w:firstLine="0"/>
         <w:rPr>
           <w:rFonts w:ascii="Arial" w:hAnsi="Arial" w:cs="Arial"/>
-          <w:color w:val="auto"/>
-        </w:rPr>
-      </w:pPr>
-      <w:r>
-        <w:rPr>
-          <w:rFonts w:ascii="Arial" w:hAnsi="Arial" w:cs="Arial"/>
-          <w:bCs/>
-          <w:color w:val="auto"/>
-        </w:rPr>
-        <w:lastRenderedPageBreak/>
-        <w:t xml:space="preserve">Alma - </w:t>
-      </w:r>
-      <w:r>
-        <w:rPr>
-          <w:rFonts w:ascii="Arial" w:hAnsi="Arial" w:cs="Arial"/>
-          <w:bCs/>
-          <w:color w:val="auto"/>
-        </w:rPr>
-        <w:t>Agentic Conversational System</w:t>
-      </w:r>
-      <w:r>
-        <w:rPr>
-          <w:rFonts w:ascii="Arial" w:hAnsi="Arial" w:cs="Arial"/>
-          <w:color w:val="auto"/>
-        </w:rPr>
-        <w:tab/>
-      </w:r>
-      <w:r>
-        <w:rPr>
-          <w:rFonts w:ascii="Arial" w:hAnsi="Arial" w:cs="Arial"/>
           <w:b w:val="0"/>
           <w:bCs/>
           <w:color w:val="auto"/>
           <w:sz w:val="20"/>
         </w:rPr>
-        <w:t>12/2024</w:t>
+      </w:pPr>
+      <w:r>
+        <w:rPr>
+          <w:rFonts w:ascii="Arial" w:hAnsi="Arial" w:cs="Arial"/>
+          <w:bCs/>
+          <w:color w:val="auto"/>
+        </w:rPr>
+        <w:t xml:space="preserve">Report and Interview Integration </w:t>
+      </w:r>
+      <w:r>
+        <w:rPr>
+          <w:rFonts w:ascii="Arial" w:hAnsi="Arial" w:cs="Arial"/>
+          <w:bCs/>
+          <w:color w:val="auto"/>
+        </w:rPr>
+        <w:t>–</w:t>
+      </w:r>
+      <w:r>
+        <w:rPr>
+          <w:rFonts w:ascii="Arial" w:hAnsi="Arial" w:cs="Arial"/>
+          <w:bCs/>
+          <w:color w:val="auto"/>
+        </w:rPr>
+        <w:t xml:space="preserve"> Automated</w:t>
+      </w:r>
+      <w:r>
+        <w:rPr>
+          <w:rFonts w:ascii="Arial" w:hAnsi="Arial" w:cs="Arial"/>
+          <w:bCs/>
+          <w:color w:val="auto"/>
+        </w:rPr>
+        <w:t xml:space="preserve"> System</w:t>
+      </w:r>
+      <w:r>
+        <w:rPr>
+          <w:rFonts w:ascii="Arial" w:hAnsi="Arial" w:cs="Arial"/>
+          <w:color w:val="auto"/>
+        </w:rPr>
+        <w:tab/>
       </w:r>
     </w:p>
     <w:p>
@@ -2361,7 +2662,7 @@
           <w:color w:val="auto"/>
           <w:sz w:val="20"/>
         </w:rPr>
-        <w:t>C</w:t>
+        <w:t>A</w:t>
       </w:r>
       <w:r>
         <w:rPr>
@@ -2369,7 +2670,23 @@
           <w:color w:val="auto"/>
           <w:sz w:val="20"/>
         </w:rPr>
-        <w:t>onversational agentic system that enables users to interact with multiple data sources through natural language. The system integrates RAG (Retrieval-Augmented Generation) for document-based queries, text-to-SQL for database operations (e.g., checking product stock), and web search capabilities for real-time information retrieval.</w:t>
+        <w:t xml:space="preserve">utomated system that merges draft reports and interview transcripts using LLMs, streamlining document </w:t>
+      </w:r>
+      <w:r>
+        <w:rPr>
+          <w:rFonts w:ascii="Arial" w:eastAsia="Times New Roman" w:hAnsi="Arial" w:cs="Arial"/>
+          <w:color w:val="auto"/>
+          <w:sz w:val="20"/>
+        </w:rPr>
+        <w:t>integration</w:t>
+      </w:r>
+      <w:r>
+        <w:rPr>
+          <w:rFonts w:ascii="Arial" w:eastAsia="Times New Roman" w:hAnsi="Arial" w:cs="Arial"/>
+          <w:color w:val="auto"/>
+          <w:sz w:val="20"/>
+        </w:rPr>
+        <w:t xml:space="preserve"> and enhancing workflow efficiency.</w:t>
       </w:r>
     </w:p>
     <w:p>
@@ -2391,7 +2708,7 @@
           <w:bCs/>
           <w:color w:val="auto"/>
         </w:rPr>
-        <w:t>Research Assistant Bot</w:t>
+        <w:t xml:space="preserve">Alma - </w:t>
       </w:r>
       <w:r>
         <w:rPr>
@@ -2399,7 +2716,7 @@
           <w:bCs/>
           <w:color w:val="auto"/>
         </w:rPr>
-        <w:t>_GenAI_LLM</w:t>
+        <w:t>Agentic Conversational System</w:t>
       </w:r>
       <w:r>
         <w:rPr>
@@ -2441,7 +2758,7 @@
           <w:color w:val="auto"/>
           <w:sz w:val="20"/>
         </w:rPr>
-        <w:t>Research Assistant Bot (RAB) is a user-friendly research tool for retrieving information. Users can input article URLs or upload a PDF file and ask questions related to the content. It is built using Groq, LangChain, FAISS, Llama</w:t>
+        <w:t>C</w:t>
       </w:r>
       <w:r>
         <w:rPr>
@@ -2449,23 +2766,7 @@
           <w:color w:val="auto"/>
           <w:sz w:val="20"/>
         </w:rPr>
-        <w:t xml:space="preserve"> </w:t>
-      </w:r>
-      <w:r>
-        <w:rPr>
-          <w:rFonts w:ascii="Arial" w:eastAsia="Times New Roman" w:hAnsi="Arial" w:cs="Arial"/>
-          <w:color w:val="auto"/>
-          <w:sz w:val="20"/>
-        </w:rPr>
-        <w:t>3, and Streamlit</w:t>
-      </w:r>
-      <w:r>
-        <w:rPr>
-          <w:rFonts w:ascii="Arial" w:eastAsia="Times New Roman" w:hAnsi="Arial" w:cs="Arial"/>
-          <w:color w:val="auto"/>
-          <w:sz w:val="20"/>
-        </w:rPr>
-        <w:t>.</w:t>
+        <w:t>onversational agentic system that enables users to interact with multiple data sources through natural language. The system integrates RAG (Retrieval-Augmented Generation) for document-based queries, text-to-SQL for database operations (e.g., checking product stock), and web search capabilities for real-time information retrieval.</w:t>
       </w:r>
     </w:p>
     <w:p>
@@ -2478,21 +2779,39 @@
         <w:ind w:left="0" w:right="26" w:firstLine="0"/>
         <w:rPr>
           <w:rFonts w:ascii="Arial" w:hAnsi="Arial" w:cs="Arial"/>
-          <w:color w:val="0D0D0D" w:themeColor="text1" w:themeTint="F2"/>
+          <w:color w:val="auto"/>
         </w:rPr>
       </w:pPr>
       <w:r>
         <w:rPr>
           <w:rFonts w:ascii="Arial" w:hAnsi="Arial" w:cs="Arial"/>
           <w:bCs/>
-          <w:color w:val="0D0D0D" w:themeColor="text1" w:themeTint="F2"/>
-        </w:rPr>
-        <w:t>Plant Disease Detection</w:t>
-      </w:r>
-      <w:r>
-        <w:rPr>
-          <w:rFonts w:ascii="Arial" w:hAnsi="Arial" w:cs="Arial"/>
-          <w:color w:val="0D0D0D" w:themeColor="text1" w:themeTint="F2"/>
+          <w:color w:val="auto"/>
+        </w:rPr>
+        <w:t xml:space="preserve">Research Assistant </w:t>
+      </w:r>
+      <w:proofErr w:type="spellStart"/>
+      <w:r>
+        <w:rPr>
+          <w:rFonts w:ascii="Arial" w:hAnsi="Arial" w:cs="Arial"/>
+          <w:bCs/>
+          <w:color w:val="auto"/>
+        </w:rPr>
+        <w:t>Bot</w:t>
+      </w:r>
+      <w:r>
+        <w:rPr>
+          <w:rFonts w:ascii="Arial" w:hAnsi="Arial" w:cs="Arial"/>
+          <w:bCs/>
+          <w:color w:val="auto"/>
+        </w:rPr>
+        <w:t>_GenAI_LLM</w:t>
+      </w:r>
+      <w:proofErr w:type="spellEnd"/>
+      <w:r>
+        <w:rPr>
+          <w:rFonts w:ascii="Arial" w:hAnsi="Arial" w:cs="Arial"/>
+          <w:color w:val="auto"/>
         </w:rPr>
         <w:tab/>
       </w:r>
@@ -2501,46 +2820,7 @@
           <w:rFonts w:ascii="Arial" w:hAnsi="Arial" w:cs="Arial"/>
           <w:b w:val="0"/>
           <w:bCs/>
-          <w:color w:val="0D0D0D" w:themeColor="text1" w:themeTint="F2"/>
-          <w:sz w:val="20"/>
-        </w:rPr>
-        <w:t>10</w:t>
-      </w:r>
-      <w:r>
-        <w:rPr>
-          <w:rFonts w:ascii="Arial" w:hAnsi="Arial" w:cs="Arial"/>
-          <w:b w:val="0"/>
-          <w:bCs/>
-          <w:color w:val="0D0D0D" w:themeColor="text1" w:themeTint="F2"/>
-          <w:sz w:val="20"/>
-        </w:rPr>
-        <w:t>/2024</w:t>
-      </w:r>
-      <w:r>
-        <w:rPr>
-          <w:rFonts w:ascii="Arial" w:hAnsi="Arial" w:cs="Arial"/>
-          <w:b w:val="0"/>
-          <w:bCs/>
-          <w:color w:val="0D0D0D" w:themeColor="text1" w:themeTint="F2"/>
-          <w:sz w:val="20"/>
-        </w:rPr>
-        <w:t xml:space="preserve"> </w:t>
-      </w:r>
-      <w:r>
-        <w:rPr>
-          <w:rFonts w:ascii="Arial" w:hAnsi="Arial" w:cs="Arial"/>
-          <w:bCs/>
-          <w:color w:val="0D0D0D" w:themeColor="text1" w:themeTint="F2"/>
-          <w:sz w:val="20"/>
-        </w:rPr>
-        <w:t xml:space="preserve">– </w:t>
-      </w:r>
-      <w:r>
-        <w:rPr>
-          <w:rFonts w:ascii="Arial" w:hAnsi="Arial" w:cs="Arial"/>
-          <w:b w:val="0"/>
-          <w:bCs/>
-          <w:color w:val="0D0D0D" w:themeColor="text1" w:themeTint="F2"/>
+          <w:color w:val="auto"/>
           <w:sz w:val="20"/>
         </w:rPr>
         <w:t>12/2024</w:t>
@@ -2558,22 +2838,58 @@
         <w:jc w:val="both"/>
         <w:rPr>
           <w:rFonts w:ascii="Arial" w:eastAsia="Times New Roman" w:hAnsi="Arial" w:cs="Arial"/>
-          <w:color w:val="0D0D0D" w:themeColor="text1" w:themeTint="F2"/>
-          <w:sz w:val="20"/>
-        </w:rPr>
-      </w:pPr>
-      <w:r>
-        <w:rPr>
-          <w:rFonts w:ascii="Arial" w:eastAsia="Times New Roman" w:hAnsi="Arial" w:cs="Arial"/>
-          <w:color w:val="0D0D0D" w:themeColor="text1" w:themeTint="F2"/>
-          <w:sz w:val="20"/>
-        </w:rPr>
-        <w:t>This plant disease detection system utilizes traditional ML methods like SVM and Random Forest with feature extraction techniques (Hu Moments, Haralick textures, and Color histograms) and pretrained CNNs such as ResNet and MobileNet. It includes a FastAPI backend with TensorFlow Serving.</w:t>
-      </w:r>
-      <w:r>
-        <w:rPr>
-          <w:rFonts w:ascii="Arial" w:eastAsia="Times New Roman" w:hAnsi="Arial" w:cs="Arial"/>
-          <w:color w:val="0D0D0D" w:themeColor="text1" w:themeTint="F2"/>
+          <w:color w:val="auto"/>
+          <w:sz w:val="20"/>
+        </w:rPr>
+      </w:pPr>
+      <w:r>
+        <w:rPr>
+          <w:rFonts w:ascii="Arial" w:eastAsia="Times New Roman" w:hAnsi="Arial" w:cs="Arial"/>
+          <w:color w:val="auto"/>
+          <w:sz w:val="20"/>
+        </w:rPr>
+        <w:t xml:space="preserve">Research Assistant Bot (RAB) is a user-friendly research tool for retrieving information. Users can input article URLs or upload a PDF file and ask questions related to the content. It is built using </w:t>
+      </w:r>
+      <w:proofErr w:type="spellStart"/>
+      <w:r>
+        <w:rPr>
+          <w:rFonts w:ascii="Arial" w:eastAsia="Times New Roman" w:hAnsi="Arial" w:cs="Arial"/>
+          <w:color w:val="auto"/>
+          <w:sz w:val="20"/>
+        </w:rPr>
+        <w:t>Groq</w:t>
+      </w:r>
+      <w:proofErr w:type="spellEnd"/>
+      <w:r>
+        <w:rPr>
+          <w:rFonts w:ascii="Arial" w:eastAsia="Times New Roman" w:hAnsi="Arial" w:cs="Arial"/>
+          <w:color w:val="auto"/>
+          <w:sz w:val="20"/>
+        </w:rPr>
+        <w:t xml:space="preserve">, </w:t>
+      </w:r>
+      <w:proofErr w:type="spellStart"/>
+      <w:r>
+        <w:rPr>
+          <w:rFonts w:ascii="Arial" w:eastAsia="Times New Roman" w:hAnsi="Arial" w:cs="Arial"/>
+          <w:color w:val="auto"/>
+          <w:sz w:val="20"/>
+        </w:rPr>
+        <w:t>LangChain</w:t>
+      </w:r>
+      <w:proofErr w:type="spellEnd"/>
+      <w:r>
+        <w:rPr>
+          <w:rFonts w:ascii="Arial" w:eastAsia="Times New Roman" w:hAnsi="Arial" w:cs="Arial"/>
+          <w:color w:val="auto"/>
+          <w:sz w:val="20"/>
+        </w:rPr>
+        <w:t>, FAISS, Llama</w:t>
+      </w:r>
+      <w:r>
+        <w:rPr>
+          <w:rFonts w:ascii="Arial" w:eastAsia="Times New Roman" w:hAnsi="Arial" w:cs="Arial"/>
+          <w:color w:val="auto"/>
           <w:sz w:val="20"/>
         </w:rPr>
         <w:t xml:space="preserve"> </w:t>
@@ -2581,15 +2897,25 @@
       <w:r>
         <w:rPr>
           <w:rFonts w:ascii="Arial" w:eastAsia="Times New Roman" w:hAnsi="Arial" w:cs="Arial"/>
-          <w:color w:val="0D0D0D" w:themeColor="text1" w:themeTint="F2"/>
-          <w:sz w:val="20"/>
-        </w:rPr>
-        <w:t>The model is deployed on Google Cloud Platform (GCP) using Cloud Functions and Cloud Storage, with an additional Gradio interface for easy access on Hugging Face Spaces</w:t>
-      </w:r>
-      <w:r>
-        <w:rPr>
-          <w:rFonts w:ascii="Arial" w:eastAsia="Times New Roman" w:hAnsi="Arial" w:cs="Arial"/>
-          <w:color w:val="0D0D0D" w:themeColor="text1" w:themeTint="F2"/>
+          <w:color w:val="auto"/>
+          <w:sz w:val="20"/>
+        </w:rPr>
+        <w:t xml:space="preserve">3, and </w:t>
+      </w:r>
+      <w:proofErr w:type="spellStart"/>
+      <w:r>
+        <w:rPr>
+          <w:rFonts w:ascii="Arial" w:eastAsia="Times New Roman" w:hAnsi="Arial" w:cs="Arial"/>
+          <w:color w:val="auto"/>
+          <w:sz w:val="20"/>
+        </w:rPr>
+        <w:t>Streamlit</w:t>
+      </w:r>
+      <w:proofErr w:type="spellEnd"/>
+      <w:r>
+        <w:rPr>
+          <w:rFonts w:ascii="Arial" w:eastAsia="Times New Roman" w:hAnsi="Arial" w:cs="Arial"/>
+          <w:color w:val="auto"/>
           <w:sz w:val="20"/>
         </w:rPr>
         <w:t>.</w:t>
@@ -2614,7 +2940,7 @@
           <w:bCs/>
           <w:color w:val="0D0D0D" w:themeColor="text1" w:themeTint="F2"/>
         </w:rPr>
-        <w:t>Reachout Mail Generator_GenAI_LLM</w:t>
+        <w:t>Plant Disease Detection</w:t>
       </w:r>
       <w:r>
         <w:rPr>
@@ -2631,7 +2957,7 @@
           <w:color w:val="0D0D0D" w:themeColor="text1" w:themeTint="F2"/>
           <w:sz w:val="20"/>
         </w:rPr>
-        <w:t>1</w:t>
+        <w:t>10</w:t>
       </w:r>
       <w:r>
         <w:rPr>
@@ -2641,7 +2967,7 @@
           <w:color w:val="0D0D0D" w:themeColor="text1" w:themeTint="F2"/>
           <w:sz w:val="20"/>
         </w:rPr>
-        <w:t>1</w:t>
+        <w:t>/2024</w:t>
       </w:r>
       <w:r>
         <w:rPr>
@@ -2651,7 +2977,26 @@
           <w:color w:val="0D0D0D" w:themeColor="text1" w:themeTint="F2"/>
           <w:sz w:val="20"/>
         </w:rPr>
-        <w:t>/2024</w:t>
+        <w:t xml:space="preserve"> </w:t>
+      </w:r>
+      <w:r>
+        <w:rPr>
+          <w:rFonts w:ascii="Arial" w:hAnsi="Arial" w:cs="Arial"/>
+          <w:bCs/>
+          <w:color w:val="0D0D0D" w:themeColor="text1" w:themeTint="F2"/>
+          <w:sz w:val="20"/>
+        </w:rPr>
+        <w:t xml:space="preserve">– </w:t>
+      </w:r>
+      <w:r>
+        <w:rPr>
+          <w:rFonts w:ascii="Arial" w:hAnsi="Arial" w:cs="Arial"/>
+          <w:b w:val="0"/>
+          <w:bCs/>
+          <w:color w:val="0D0D0D" w:themeColor="text1" w:themeTint="F2"/>
+          <w:sz w:val="20"/>
+        </w:rPr>
+        <w:t>12/2024</w:t>
       </w:r>
     </w:p>
     <w:p>
@@ -2676,15 +3021,97 @@
           <w:color w:val="0D0D0D" w:themeColor="text1" w:themeTint="F2"/>
           <w:sz w:val="20"/>
         </w:rPr>
-        <w:t>Outreach Mail Generator is a tool that helps companies to generate outreach emails using Groq, LangChain,</w:t>
-      </w:r>
-      <w:r>
-        <w:rPr>
-          <w:rFonts w:ascii="Arial" w:eastAsia="Times New Roman" w:hAnsi="Arial" w:cs="Arial"/>
-          <w:color w:val="0D0D0D" w:themeColor="text1" w:themeTint="F2"/>
-          <w:sz w:val="20"/>
-        </w:rPr>
-        <w:t xml:space="preserve"> ChromaDB,</w:t>
+        <w:t xml:space="preserve">This plant disease detection system utilizes traditional ML methods like SVM and Random Forest with feature extraction techniques (Hu Moments, </w:t>
+      </w:r>
+      <w:proofErr w:type="spellStart"/>
+      <w:r>
+        <w:rPr>
+          <w:rFonts w:ascii="Arial" w:eastAsia="Times New Roman" w:hAnsi="Arial" w:cs="Arial"/>
+          <w:color w:val="0D0D0D" w:themeColor="text1" w:themeTint="F2"/>
+          <w:sz w:val="20"/>
+        </w:rPr>
+        <w:t>Haralick</w:t>
+      </w:r>
+      <w:proofErr w:type="spellEnd"/>
+      <w:r>
+        <w:rPr>
+          <w:rFonts w:ascii="Arial" w:eastAsia="Times New Roman" w:hAnsi="Arial" w:cs="Arial"/>
+          <w:color w:val="0D0D0D" w:themeColor="text1" w:themeTint="F2"/>
+          <w:sz w:val="20"/>
+        </w:rPr>
+        <w:t xml:space="preserve"> textures, and </w:t>
+      </w:r>
+      <w:proofErr w:type="spellStart"/>
+      <w:r>
+        <w:rPr>
+          <w:rFonts w:ascii="Arial" w:eastAsia="Times New Roman" w:hAnsi="Arial" w:cs="Arial"/>
+          <w:color w:val="0D0D0D" w:themeColor="text1" w:themeTint="F2"/>
+          <w:sz w:val="20"/>
+        </w:rPr>
+        <w:t>Color</w:t>
+      </w:r>
+      <w:proofErr w:type="spellEnd"/>
+      <w:r>
+        <w:rPr>
+          <w:rFonts w:ascii="Arial" w:eastAsia="Times New Roman" w:hAnsi="Arial" w:cs="Arial"/>
+          <w:color w:val="0D0D0D" w:themeColor="text1" w:themeTint="F2"/>
+          <w:sz w:val="20"/>
+        </w:rPr>
+        <w:t xml:space="preserve"> histograms) and pretrained CNNs such as </w:t>
+      </w:r>
+      <w:proofErr w:type="spellStart"/>
+      <w:r>
+        <w:rPr>
+          <w:rFonts w:ascii="Arial" w:eastAsia="Times New Roman" w:hAnsi="Arial" w:cs="Arial"/>
+          <w:color w:val="0D0D0D" w:themeColor="text1" w:themeTint="F2"/>
+          <w:sz w:val="20"/>
+        </w:rPr>
+        <w:t>ResNet</w:t>
+      </w:r>
+      <w:proofErr w:type="spellEnd"/>
+      <w:r>
+        <w:rPr>
+          <w:rFonts w:ascii="Arial" w:eastAsia="Times New Roman" w:hAnsi="Arial" w:cs="Arial"/>
+          <w:color w:val="0D0D0D" w:themeColor="text1" w:themeTint="F2"/>
+          <w:sz w:val="20"/>
+        </w:rPr>
+        <w:t xml:space="preserve"> and </w:t>
+      </w:r>
+      <w:proofErr w:type="spellStart"/>
+      <w:r>
+        <w:rPr>
+          <w:rFonts w:ascii="Arial" w:eastAsia="Times New Roman" w:hAnsi="Arial" w:cs="Arial"/>
+          <w:color w:val="0D0D0D" w:themeColor="text1" w:themeTint="F2"/>
+          <w:sz w:val="20"/>
+        </w:rPr>
+        <w:t>MobileNet</w:t>
+      </w:r>
+      <w:proofErr w:type="spellEnd"/>
+      <w:r>
+        <w:rPr>
+          <w:rFonts w:ascii="Arial" w:eastAsia="Times New Roman" w:hAnsi="Arial" w:cs="Arial"/>
+          <w:color w:val="0D0D0D" w:themeColor="text1" w:themeTint="F2"/>
+          <w:sz w:val="20"/>
+        </w:rPr>
+        <w:t xml:space="preserve">. It includes a </w:t>
+      </w:r>
+      <w:proofErr w:type="spellStart"/>
+      <w:r>
+        <w:rPr>
+          <w:rFonts w:ascii="Arial" w:eastAsia="Times New Roman" w:hAnsi="Arial" w:cs="Arial"/>
+          <w:color w:val="0D0D0D" w:themeColor="text1" w:themeTint="F2"/>
+          <w:sz w:val="20"/>
+        </w:rPr>
+        <w:t>FastAPI</w:t>
+      </w:r>
+      <w:proofErr w:type="spellEnd"/>
+      <w:r>
+        <w:rPr>
+          <w:rFonts w:ascii="Arial" w:eastAsia="Times New Roman" w:hAnsi="Arial" w:cs="Arial"/>
+          <w:color w:val="0D0D0D" w:themeColor="text1" w:themeTint="F2"/>
+          <w:sz w:val="20"/>
+        </w:rPr>
+        <w:t xml:space="preserve"> backend with TensorFlow Serving.</w:t>
       </w:r>
       <w:r>
         <w:rPr>
@@ -2700,6 +3127,214 @@
           <w:color w:val="0D0D0D" w:themeColor="text1" w:themeTint="F2"/>
           <w:sz w:val="20"/>
         </w:rPr>
+        <w:t xml:space="preserve">The model is deployed on Google Cloud Platform (GCP) using Cloud Functions and Cloud Storage, with an additional </w:t>
+      </w:r>
+      <w:proofErr w:type="spellStart"/>
+      <w:r>
+        <w:rPr>
+          <w:rFonts w:ascii="Arial" w:eastAsia="Times New Roman" w:hAnsi="Arial" w:cs="Arial"/>
+          <w:color w:val="0D0D0D" w:themeColor="text1" w:themeTint="F2"/>
+          <w:sz w:val="20"/>
+        </w:rPr>
+        <w:t>Gradio</w:t>
+      </w:r>
+      <w:proofErr w:type="spellEnd"/>
+      <w:r>
+        <w:rPr>
+          <w:rFonts w:ascii="Arial" w:eastAsia="Times New Roman" w:hAnsi="Arial" w:cs="Arial"/>
+          <w:color w:val="0D0D0D" w:themeColor="text1" w:themeTint="F2"/>
+          <w:sz w:val="20"/>
+        </w:rPr>
+        <w:t xml:space="preserve"> interface for easy access on Hugging Face Spaces</w:t>
+      </w:r>
+      <w:r>
+        <w:rPr>
+          <w:rFonts w:ascii="Arial" w:eastAsia="Times New Roman" w:hAnsi="Arial" w:cs="Arial"/>
+          <w:color w:val="0D0D0D" w:themeColor="text1" w:themeTint="F2"/>
+          <w:sz w:val="20"/>
+        </w:rPr>
+        <w:t>.</w:t>
+      </w:r>
+    </w:p>
+    <w:p>
+      <w:pPr>
+        <w:pStyle w:val="Heading1"/>
+        <w:tabs>
+          <w:tab w:val="right" w:pos="10695"/>
+        </w:tabs>
+        <w:spacing w:line="276" w:lineRule="auto"/>
+        <w:ind w:left="0" w:right="26" w:firstLine="0"/>
+        <w:rPr>
+          <w:rFonts w:ascii="Arial" w:hAnsi="Arial" w:cs="Arial"/>
+          <w:color w:val="0D0D0D" w:themeColor="text1" w:themeTint="F2"/>
+        </w:rPr>
+      </w:pPr>
+      <w:proofErr w:type="spellStart"/>
+      <w:r>
+        <w:rPr>
+          <w:rFonts w:ascii="Arial" w:hAnsi="Arial" w:cs="Arial"/>
+          <w:bCs/>
+          <w:color w:val="0D0D0D" w:themeColor="text1" w:themeTint="F2"/>
+        </w:rPr>
+        <w:t>Reachout</w:t>
+      </w:r>
+      <w:proofErr w:type="spellEnd"/>
+      <w:r>
+        <w:rPr>
+          <w:rFonts w:ascii="Arial" w:hAnsi="Arial" w:cs="Arial"/>
+          <w:bCs/>
+          <w:color w:val="0D0D0D" w:themeColor="text1" w:themeTint="F2"/>
+        </w:rPr>
+        <w:t xml:space="preserve"> Mail </w:t>
+      </w:r>
+      <w:proofErr w:type="spellStart"/>
+      <w:r>
+        <w:rPr>
+          <w:rFonts w:ascii="Arial" w:hAnsi="Arial" w:cs="Arial"/>
+          <w:bCs/>
+          <w:color w:val="0D0D0D" w:themeColor="text1" w:themeTint="F2"/>
+        </w:rPr>
+        <w:t>Generator_GenAI_LLM</w:t>
+      </w:r>
+      <w:proofErr w:type="spellEnd"/>
+      <w:r>
+        <w:rPr>
+          <w:rFonts w:ascii="Arial" w:hAnsi="Arial" w:cs="Arial"/>
+          <w:color w:val="0D0D0D" w:themeColor="text1" w:themeTint="F2"/>
+        </w:rPr>
+        <w:tab/>
+      </w:r>
+      <w:r>
+        <w:rPr>
+          <w:rFonts w:ascii="Arial" w:hAnsi="Arial" w:cs="Arial"/>
+          <w:b w:val="0"/>
+          <w:bCs/>
+          <w:color w:val="0D0D0D" w:themeColor="text1" w:themeTint="F2"/>
+          <w:sz w:val="20"/>
+        </w:rPr>
+        <w:t>1</w:t>
+      </w:r>
+      <w:r>
+        <w:rPr>
+          <w:rFonts w:ascii="Arial" w:hAnsi="Arial" w:cs="Arial"/>
+          <w:b w:val="0"/>
+          <w:bCs/>
+          <w:color w:val="0D0D0D" w:themeColor="text1" w:themeTint="F2"/>
+          <w:sz w:val="20"/>
+        </w:rPr>
+        <w:t>1</w:t>
+      </w:r>
+      <w:r>
+        <w:rPr>
+          <w:rFonts w:ascii="Arial" w:hAnsi="Arial" w:cs="Arial"/>
+          <w:b w:val="0"/>
+          <w:bCs/>
+          <w:color w:val="0D0D0D" w:themeColor="text1" w:themeTint="F2"/>
+          <w:sz w:val="20"/>
+        </w:rPr>
+        <w:t>/2024</w:t>
+      </w:r>
+    </w:p>
+    <w:p>
+      <w:pPr>
+        <w:pStyle w:val="ListParagraph"/>
+        <w:numPr>
+          <w:ilvl w:val="0"/>
+          <w:numId w:val="8"/>
+        </w:numPr>
+        <w:spacing w:after="30" w:line="276" w:lineRule="auto"/>
+        <w:ind w:left="284" w:right="26" w:hanging="284"/>
+        <w:jc w:val="both"/>
+        <w:rPr>
+          <w:rFonts w:ascii="Arial" w:eastAsia="Times New Roman" w:hAnsi="Arial" w:cs="Arial"/>
+          <w:color w:val="0D0D0D" w:themeColor="text1" w:themeTint="F2"/>
+          <w:sz w:val="20"/>
+        </w:rPr>
+      </w:pPr>
+      <w:r>
+        <w:rPr>
+          <w:rFonts w:ascii="Arial" w:eastAsia="Times New Roman" w:hAnsi="Arial" w:cs="Arial"/>
+          <w:color w:val="0D0D0D" w:themeColor="text1" w:themeTint="F2"/>
+          <w:sz w:val="20"/>
+        </w:rPr>
+        <w:t xml:space="preserve">Outreach Mail Generator is a tool that helps companies to generate outreach emails using </w:t>
+      </w:r>
+      <w:proofErr w:type="spellStart"/>
+      <w:r>
+        <w:rPr>
+          <w:rFonts w:ascii="Arial" w:eastAsia="Times New Roman" w:hAnsi="Arial" w:cs="Arial"/>
+          <w:color w:val="0D0D0D" w:themeColor="text1" w:themeTint="F2"/>
+          <w:sz w:val="20"/>
+        </w:rPr>
+        <w:t>Groq</w:t>
+      </w:r>
+      <w:proofErr w:type="spellEnd"/>
+      <w:r>
+        <w:rPr>
+          <w:rFonts w:ascii="Arial" w:eastAsia="Times New Roman" w:hAnsi="Arial" w:cs="Arial"/>
+          <w:color w:val="0D0D0D" w:themeColor="text1" w:themeTint="F2"/>
+          <w:sz w:val="20"/>
+        </w:rPr>
+        <w:t xml:space="preserve">, </w:t>
+      </w:r>
+      <w:proofErr w:type="spellStart"/>
+      <w:r>
+        <w:rPr>
+          <w:rFonts w:ascii="Arial" w:eastAsia="Times New Roman" w:hAnsi="Arial" w:cs="Arial"/>
+          <w:color w:val="0D0D0D" w:themeColor="text1" w:themeTint="F2"/>
+          <w:sz w:val="20"/>
+        </w:rPr>
+        <w:t>LangChain</w:t>
+      </w:r>
+      <w:proofErr w:type="spellEnd"/>
+      <w:r>
+        <w:rPr>
+          <w:rFonts w:ascii="Arial" w:eastAsia="Times New Roman" w:hAnsi="Arial" w:cs="Arial"/>
+          <w:color w:val="0D0D0D" w:themeColor="text1" w:themeTint="F2"/>
+          <w:sz w:val="20"/>
+        </w:rPr>
+        <w:t>,</w:t>
+      </w:r>
+      <w:r>
+        <w:rPr>
+          <w:rFonts w:ascii="Arial" w:eastAsia="Times New Roman" w:hAnsi="Arial" w:cs="Arial"/>
+          <w:color w:val="0D0D0D" w:themeColor="text1" w:themeTint="F2"/>
+          <w:sz w:val="20"/>
+        </w:rPr>
+        <w:t xml:space="preserve"> </w:t>
+      </w:r>
+      <w:proofErr w:type="spellStart"/>
+      <w:r>
+        <w:rPr>
+          <w:rFonts w:ascii="Arial" w:eastAsia="Times New Roman" w:hAnsi="Arial" w:cs="Arial"/>
+          <w:color w:val="0D0D0D" w:themeColor="text1" w:themeTint="F2"/>
+          <w:sz w:val="20"/>
+        </w:rPr>
+        <w:t>ChromaDB</w:t>
+      </w:r>
+      <w:proofErr w:type="spellEnd"/>
+      <w:r>
+        <w:rPr>
+          <w:rFonts w:ascii="Arial" w:eastAsia="Times New Roman" w:hAnsi="Arial" w:cs="Arial"/>
+          <w:color w:val="0D0D0D" w:themeColor="text1" w:themeTint="F2"/>
+          <w:sz w:val="20"/>
+        </w:rPr>
+        <w:t>,</w:t>
+      </w:r>
+      <w:r>
+        <w:rPr>
+          <w:rFonts w:ascii="Arial" w:eastAsia="Times New Roman" w:hAnsi="Arial" w:cs="Arial"/>
+          <w:color w:val="0D0D0D" w:themeColor="text1" w:themeTint="F2"/>
+          <w:sz w:val="20"/>
+        </w:rPr>
+        <w:t xml:space="preserve"> </w:t>
+      </w:r>
+      <w:r>
+        <w:rPr>
+          <w:rFonts w:ascii="Arial" w:eastAsia="Times New Roman" w:hAnsi="Arial" w:cs="Arial"/>
+          <w:color w:val="0D0D0D" w:themeColor="text1" w:themeTint="F2"/>
+          <w:sz w:val="20"/>
+        </w:rPr>
         <w:t>Llama</w:t>
       </w:r>
       <w:r>
@@ -2740,7 +3375,43 @@
           <w:color w:val="0D0D0D" w:themeColor="text1" w:themeTint="F2"/>
           <w:sz w:val="20"/>
         </w:rPr>
-        <w:t xml:space="preserve">and Streamlit/Gradio. It </w:t>
+        <w:t xml:space="preserve">and </w:t>
+      </w:r>
+      <w:proofErr w:type="spellStart"/>
+      <w:r>
+        <w:rPr>
+          <w:rFonts w:ascii="Arial" w:eastAsia="Times New Roman" w:hAnsi="Arial" w:cs="Arial"/>
+          <w:color w:val="0D0D0D" w:themeColor="text1" w:themeTint="F2"/>
+          <w:sz w:val="20"/>
+        </w:rPr>
+        <w:t>Streamlit</w:t>
+      </w:r>
+      <w:proofErr w:type="spellEnd"/>
+      <w:r>
+        <w:rPr>
+          <w:rFonts w:ascii="Arial" w:eastAsia="Times New Roman" w:hAnsi="Arial" w:cs="Arial"/>
+          <w:color w:val="0D0D0D" w:themeColor="text1" w:themeTint="F2"/>
+          <w:sz w:val="20"/>
+        </w:rPr>
+        <w:t>/</w:t>
+      </w:r>
+      <w:proofErr w:type="spellStart"/>
+      <w:r>
+        <w:rPr>
+          <w:rFonts w:ascii="Arial" w:eastAsia="Times New Roman" w:hAnsi="Arial" w:cs="Arial"/>
+          <w:color w:val="0D0D0D" w:themeColor="text1" w:themeTint="F2"/>
+          <w:sz w:val="20"/>
+        </w:rPr>
+        <w:t>Gradio</w:t>
+      </w:r>
+      <w:proofErr w:type="spellEnd"/>
+      <w:r>
+        <w:rPr>
+          <w:rFonts w:ascii="Arial" w:eastAsia="Times New Roman" w:hAnsi="Arial" w:cs="Arial"/>
+          <w:color w:val="0D0D0D" w:themeColor="text1" w:themeTint="F2"/>
+          <w:sz w:val="20"/>
+        </w:rPr>
+        <w:t xml:space="preserve">. It </w:t>
       </w:r>
       <w:r>
         <w:rPr>
@@ -2911,15 +3582,43 @@
           <w:color w:val="0D0D0D" w:themeColor="text1" w:themeTint="F2"/>
           <w:sz w:val="20"/>
         </w:rPr>
-        <w:t>Personal medical chatbot project using Large Language Models (LLM) and Retrieval Augmented Generation (RAG). The chatbot provides detailed answers by leveraging medical knowledge from PDF documents, employing LlamaCPP for LLM integration and llama_index for efficient document handling. This approach enhances natural language responses and enables advanced retrieval of health-related information.</w:t>
-      </w:r>
-      <w:r>
-        <w:rPr>
-          <w:rFonts w:ascii="Arial" w:eastAsia="Times New Roman" w:hAnsi="Arial" w:cs="Arial"/>
-          <w:color w:val="0D0D0D" w:themeColor="text1" w:themeTint="F2"/>
-          <w:sz w:val="20"/>
-        </w:rPr>
-        <w:t>.</w:t>
+        <w:t xml:space="preserve">Personal medical chatbot project using Large Language Models (LLM) and Retrieval Augmented Generation (RAG). The chatbot provides detailed answers by leveraging medical knowledge from PDF documents, employing </w:t>
+      </w:r>
+      <w:proofErr w:type="spellStart"/>
+      <w:r>
+        <w:rPr>
+          <w:rFonts w:ascii="Arial" w:eastAsia="Times New Roman" w:hAnsi="Arial" w:cs="Arial"/>
+          <w:color w:val="0D0D0D" w:themeColor="text1" w:themeTint="F2"/>
+          <w:sz w:val="20"/>
+        </w:rPr>
+        <w:t>LlamaCPP</w:t>
+      </w:r>
+      <w:proofErr w:type="spellEnd"/>
+      <w:r>
+        <w:rPr>
+          <w:rFonts w:ascii="Arial" w:eastAsia="Times New Roman" w:hAnsi="Arial" w:cs="Arial"/>
+          <w:color w:val="0D0D0D" w:themeColor="text1" w:themeTint="F2"/>
+          <w:sz w:val="20"/>
+        </w:rPr>
+        <w:t xml:space="preserve"> for LLM integration and </w:t>
+      </w:r>
+      <w:proofErr w:type="spellStart"/>
+      <w:r>
+        <w:rPr>
+          <w:rFonts w:ascii="Arial" w:eastAsia="Times New Roman" w:hAnsi="Arial" w:cs="Arial"/>
+          <w:color w:val="0D0D0D" w:themeColor="text1" w:themeTint="F2"/>
+          <w:sz w:val="20"/>
+        </w:rPr>
+        <w:t>llama_index</w:t>
+      </w:r>
+      <w:proofErr w:type="spellEnd"/>
+      <w:r>
+        <w:rPr>
+          <w:rFonts w:ascii="Arial" w:eastAsia="Times New Roman" w:hAnsi="Arial" w:cs="Arial"/>
+          <w:color w:val="0D0D0D" w:themeColor="text1" w:themeTint="F2"/>
+          <w:sz w:val="20"/>
+        </w:rPr>
+        <w:t xml:space="preserve"> for efficient document handling. This approach enhances natural language responses and enables advanced retrieval of health-related information.</w:t>
       </w:r>
     </w:p>
     <w:p>
@@ -3531,11 +4230,22 @@
       <w:r>
         <w:rPr>
           <w:rFonts w:ascii="Arial" w:eastAsia="Times New Roman" w:hAnsi="Arial" w:cs="Arial"/>
-          <w:color w:val="0D0D0D" w:themeColor="text1" w:themeTint="F2"/>
-          <w:sz w:val="20"/>
-          <w:szCs w:val="20"/>
-        </w:rPr>
-        <w:t>Programming: Python, SQL, C, Java</w:t>
+          <w:b/>
+          <w:bCs/>
+          <w:color w:val="0D0D0D" w:themeColor="text1" w:themeTint="F2"/>
+          <w:sz w:val="20"/>
+          <w:szCs w:val="20"/>
+        </w:rPr>
+        <w:t>Programming:</w:t>
+      </w:r>
+      <w:r>
+        <w:rPr>
+          <w:rFonts w:ascii="Arial" w:eastAsia="Times New Roman" w:hAnsi="Arial" w:cs="Arial"/>
+          <w:color w:val="0D0D0D" w:themeColor="text1" w:themeTint="F2"/>
+          <w:sz w:val="20"/>
+          <w:szCs w:val="20"/>
+        </w:rPr>
+        <w:t xml:space="preserve"> Python, SQL, C, Java</w:t>
       </w:r>
     </w:p>
     <w:p>
@@ -3556,12 +4266,34 @@
       <w:r>
         <w:rPr>
           <w:rFonts w:ascii="Arial" w:eastAsia="Times New Roman" w:hAnsi="Arial" w:cs="Arial"/>
-          <w:color w:val="0D0D0D" w:themeColor="text1" w:themeTint="F2"/>
-          <w:sz w:val="20"/>
-          <w:szCs w:val="20"/>
-        </w:rPr>
-        <w:t>Databases: MySQL, PostgreSQL</w:t>
-      </w:r>
+          <w:b/>
+          <w:bCs/>
+          <w:color w:val="0D0D0D" w:themeColor="text1" w:themeTint="F2"/>
+          <w:sz w:val="20"/>
+          <w:szCs w:val="20"/>
+        </w:rPr>
+        <w:t>GenAI, LLM, RAG &amp; Agents:</w:t>
+      </w:r>
+      <w:r>
+        <w:rPr>
+          <w:rFonts w:ascii="Arial" w:eastAsia="Times New Roman" w:hAnsi="Arial" w:cs="Arial"/>
+          <w:color w:val="0D0D0D" w:themeColor="text1" w:themeTint="F2"/>
+          <w:sz w:val="20"/>
+          <w:szCs w:val="20"/>
+        </w:rPr>
+        <w:t xml:space="preserve"> </w:t>
+      </w:r>
+      <w:proofErr w:type="spellStart"/>
+      <w:r>
+        <w:rPr>
+          <w:rFonts w:ascii="Arial" w:eastAsia="Times New Roman" w:hAnsi="Arial" w:cs="Arial"/>
+          <w:color w:val="0D0D0D" w:themeColor="text1" w:themeTint="F2"/>
+          <w:sz w:val="20"/>
+          <w:szCs w:val="20"/>
+        </w:rPr>
+        <w:t>LangChain</w:t>
+      </w:r>
+      <w:proofErr w:type="spellEnd"/>
       <w:r>
         <w:rPr>
           <w:rFonts w:ascii="Arial" w:eastAsia="Times New Roman" w:hAnsi="Arial" w:cs="Arial"/>
@@ -3571,14 +4303,65 @@
         </w:rPr>
         <w:t xml:space="preserve">, </w:t>
       </w:r>
-      <w:r>
-        <w:rPr>
-          <w:rFonts w:ascii="Arial" w:eastAsia="Times New Roman" w:hAnsi="Arial" w:cs="Arial"/>
-          <w:color w:val="0D0D0D" w:themeColor="text1" w:themeTint="F2"/>
-          <w:sz w:val="20"/>
-          <w:szCs w:val="20"/>
-        </w:rPr>
-        <w:t>Supabase (Postgres BaaS)</w:t>
+      <w:proofErr w:type="spellStart"/>
+      <w:r>
+        <w:rPr>
+          <w:rFonts w:ascii="Arial" w:eastAsia="Times New Roman" w:hAnsi="Arial" w:cs="Arial"/>
+          <w:color w:val="0D0D0D" w:themeColor="text1" w:themeTint="F2"/>
+          <w:sz w:val="20"/>
+          <w:szCs w:val="20"/>
+        </w:rPr>
+        <w:t>LangGraph</w:t>
+      </w:r>
+      <w:proofErr w:type="spellEnd"/>
+      <w:r>
+        <w:rPr>
+          <w:rFonts w:ascii="Arial" w:eastAsia="Times New Roman" w:hAnsi="Arial" w:cs="Arial"/>
+          <w:color w:val="0D0D0D" w:themeColor="text1" w:themeTint="F2"/>
+          <w:sz w:val="20"/>
+          <w:szCs w:val="20"/>
+        </w:rPr>
+        <w:t xml:space="preserve">, </w:t>
+      </w:r>
+      <w:proofErr w:type="spellStart"/>
+      <w:r>
+        <w:rPr>
+          <w:rFonts w:ascii="Arial" w:eastAsia="Times New Roman" w:hAnsi="Arial" w:cs="Arial"/>
+          <w:color w:val="0D0D0D" w:themeColor="text1" w:themeTint="F2"/>
+          <w:sz w:val="20"/>
+          <w:szCs w:val="20"/>
+        </w:rPr>
+        <w:t>CrewAI</w:t>
+      </w:r>
+      <w:proofErr w:type="spellEnd"/>
+      <w:r>
+        <w:rPr>
+          <w:rFonts w:ascii="Arial" w:eastAsia="Times New Roman" w:hAnsi="Arial" w:cs="Arial"/>
+          <w:color w:val="0D0D0D" w:themeColor="text1" w:themeTint="F2"/>
+          <w:sz w:val="20"/>
+          <w:szCs w:val="20"/>
+        </w:rPr>
+        <w:t xml:space="preserve">, </w:t>
+      </w:r>
+      <w:proofErr w:type="spellStart"/>
+      <w:r>
+        <w:rPr>
+          <w:rFonts w:ascii="Arial" w:eastAsia="Times New Roman" w:hAnsi="Arial" w:cs="Arial"/>
+          <w:color w:val="0D0D0D" w:themeColor="text1" w:themeTint="F2"/>
+          <w:sz w:val="20"/>
+          <w:szCs w:val="20"/>
+        </w:rPr>
+        <w:t>LlamaIndex</w:t>
+      </w:r>
+      <w:proofErr w:type="spellEnd"/>
+      <w:r>
+        <w:rPr>
+          <w:rFonts w:ascii="Arial" w:eastAsia="Times New Roman" w:hAnsi="Arial" w:cs="Arial"/>
+          <w:color w:val="0D0D0D" w:themeColor="text1" w:themeTint="F2"/>
+          <w:sz w:val="20"/>
+          <w:szCs w:val="20"/>
+        </w:rPr>
+        <w:t>, Google ADK, prompt engineering, LLM-as-judge evaluation</w:t>
       </w:r>
     </w:p>
     <w:p>
@@ -3599,11 +4382,62 @@
       <w:r>
         <w:rPr>
           <w:rFonts w:ascii="Arial" w:eastAsia="Times New Roman" w:hAnsi="Arial" w:cs="Arial"/>
-          <w:color w:val="0D0D0D" w:themeColor="text1" w:themeTint="F2"/>
-          <w:sz w:val="20"/>
-          <w:szCs w:val="20"/>
-        </w:rPr>
-        <w:t>Data Visualization</w:t>
+          <w:b/>
+          <w:bCs/>
+          <w:color w:val="0D0D0D" w:themeColor="text1" w:themeTint="F2"/>
+          <w:sz w:val="20"/>
+          <w:szCs w:val="20"/>
+        </w:rPr>
+        <w:t>Vector Databases:</w:t>
+      </w:r>
+      <w:r>
+        <w:rPr>
+          <w:rFonts w:ascii="Arial" w:eastAsia="Times New Roman" w:hAnsi="Arial" w:cs="Arial"/>
+          <w:color w:val="0D0D0D" w:themeColor="text1" w:themeTint="F2"/>
+          <w:sz w:val="20"/>
+          <w:szCs w:val="20"/>
+        </w:rPr>
+        <w:t xml:space="preserve"> </w:t>
+      </w:r>
+      <w:proofErr w:type="spellStart"/>
+      <w:r>
+        <w:rPr>
+          <w:rFonts w:ascii="Arial" w:eastAsia="Times New Roman" w:hAnsi="Arial" w:cs="Arial"/>
+          <w:color w:val="0D0D0D" w:themeColor="text1" w:themeTint="F2"/>
+          <w:sz w:val="20"/>
+          <w:szCs w:val="20"/>
+        </w:rPr>
+        <w:t>Qdrant</w:t>
+      </w:r>
+      <w:proofErr w:type="spellEnd"/>
+      <w:r>
+        <w:rPr>
+          <w:rFonts w:ascii="Arial" w:eastAsia="Times New Roman" w:hAnsi="Arial" w:cs="Arial"/>
+          <w:color w:val="0D0D0D" w:themeColor="text1" w:themeTint="F2"/>
+          <w:sz w:val="20"/>
+          <w:szCs w:val="20"/>
+        </w:rPr>
+        <w:t xml:space="preserve">, Milvus, </w:t>
+      </w:r>
+      <w:proofErr w:type="spellStart"/>
+      <w:r>
+        <w:rPr>
+          <w:rFonts w:ascii="Arial" w:eastAsia="Times New Roman" w:hAnsi="Arial" w:cs="Arial"/>
+          <w:color w:val="0D0D0D" w:themeColor="text1" w:themeTint="F2"/>
+          <w:sz w:val="20"/>
+          <w:szCs w:val="20"/>
+        </w:rPr>
+        <w:t>ChromaDB</w:t>
+      </w:r>
+      <w:proofErr w:type="spellEnd"/>
+      <w:r>
+        <w:rPr>
+          <w:rFonts w:ascii="Arial" w:eastAsia="Times New Roman" w:hAnsi="Arial" w:cs="Arial"/>
+          <w:color w:val="0D0D0D" w:themeColor="text1" w:themeTint="F2"/>
+          <w:sz w:val="20"/>
+          <w:szCs w:val="20"/>
+        </w:rPr>
+        <w:t>, FAISS</w:t>
       </w:r>
     </w:p>
     <w:p>
@@ -3624,56 +4458,13 @@
       <w:r>
         <w:rPr>
           <w:rFonts w:ascii="Arial" w:eastAsia="Times New Roman" w:hAnsi="Arial" w:cs="Arial"/>
-          <w:color w:val="0D0D0D" w:themeColor="text1" w:themeTint="F2"/>
-          <w:sz w:val="20"/>
-          <w:szCs w:val="20"/>
-        </w:rPr>
-        <w:t>GenAI</w:t>
-      </w:r>
-      <w:r>
-        <w:rPr>
-          <w:rFonts w:ascii="Arial" w:eastAsia="Times New Roman" w:hAnsi="Arial" w:cs="Arial"/>
-          <w:color w:val="0D0D0D" w:themeColor="text1" w:themeTint="F2"/>
-          <w:sz w:val="20"/>
-          <w:szCs w:val="20"/>
-        </w:rPr>
-        <w:t xml:space="preserve">, </w:t>
-      </w:r>
-      <w:r>
-        <w:rPr>
-          <w:rFonts w:ascii="Arial" w:eastAsia="Times New Roman" w:hAnsi="Arial" w:cs="Arial"/>
-          <w:color w:val="0D0D0D" w:themeColor="text1" w:themeTint="F2"/>
-          <w:sz w:val="20"/>
-          <w:szCs w:val="20"/>
-        </w:rPr>
-        <w:t>LLM</w:t>
-      </w:r>
-      <w:r>
-        <w:rPr>
-          <w:rFonts w:ascii="Arial" w:eastAsia="Times New Roman" w:hAnsi="Arial" w:cs="Arial"/>
-          <w:color w:val="0D0D0D" w:themeColor="text1" w:themeTint="F2"/>
-          <w:sz w:val="20"/>
-          <w:szCs w:val="20"/>
-        </w:rPr>
-        <w:t xml:space="preserve">, RAG &amp; </w:t>
-      </w:r>
-      <w:r>
-        <w:rPr>
-          <w:rFonts w:ascii="Arial" w:eastAsia="Times New Roman" w:hAnsi="Arial" w:cs="Arial"/>
-          <w:color w:val="0D0D0D" w:themeColor="text1" w:themeTint="F2"/>
-          <w:sz w:val="20"/>
-          <w:szCs w:val="20"/>
-        </w:rPr>
-        <w:t>Agents</w:t>
-      </w:r>
-      <w:r>
-        <w:rPr>
-          <w:rFonts w:ascii="Arial" w:eastAsia="Times New Roman" w:hAnsi="Arial" w:cs="Arial"/>
-          <w:color w:val="0D0D0D" w:themeColor="text1" w:themeTint="F2"/>
-          <w:sz w:val="20"/>
-          <w:szCs w:val="20"/>
-        </w:rPr>
-        <w:t>: LangChain,</w:t>
+          <w:b/>
+          <w:bCs/>
+          <w:color w:val="0D0D0D" w:themeColor="text1" w:themeTint="F2"/>
+          <w:sz w:val="20"/>
+          <w:szCs w:val="20"/>
+        </w:rPr>
+        <w:t>Models:</w:t>
       </w:r>
       <w:r>
         <w:rPr>
@@ -3691,43 +4482,7 @@
           <w:sz w:val="20"/>
           <w:szCs w:val="20"/>
         </w:rPr>
-        <w:t>LangGraph,</w:t>
-      </w:r>
-      <w:r>
-        <w:rPr>
-          <w:rFonts w:ascii="Arial" w:eastAsia="Times New Roman" w:hAnsi="Arial" w:cs="Arial"/>
-          <w:color w:val="0D0D0D" w:themeColor="text1" w:themeTint="F2"/>
-          <w:sz w:val="20"/>
-          <w:szCs w:val="20"/>
-        </w:rPr>
-        <w:t xml:space="preserve"> CrewAI, </w:t>
-      </w:r>
-      <w:r>
-        <w:rPr>
-          <w:rFonts w:ascii="Arial" w:eastAsia="Times New Roman" w:hAnsi="Arial" w:cs="Arial"/>
-          <w:color w:val="0D0D0D" w:themeColor="text1" w:themeTint="F2"/>
-          <w:sz w:val="20"/>
-          <w:szCs w:val="20"/>
-        </w:rPr>
-        <w:t xml:space="preserve">LlamaIndex, </w:t>
-      </w:r>
-      <w:r>
-        <w:rPr>
-          <w:rFonts w:ascii="Arial" w:eastAsia="Times New Roman" w:hAnsi="Arial" w:cs="Arial"/>
-          <w:color w:val="0D0D0D" w:themeColor="text1" w:themeTint="F2"/>
-          <w:sz w:val="20"/>
-          <w:szCs w:val="20"/>
-        </w:rPr>
-        <w:t xml:space="preserve">Milvus, </w:t>
-      </w:r>
-      <w:r>
-        <w:rPr>
-          <w:rFonts w:ascii="Arial" w:eastAsia="Times New Roman" w:hAnsi="Arial" w:cs="Arial"/>
-          <w:color w:val="0D0D0D" w:themeColor="text1" w:themeTint="F2"/>
-          <w:sz w:val="20"/>
-          <w:szCs w:val="20"/>
-        </w:rPr>
-        <w:t>ChromaDB, FAISS</w:t>
+        <w:t>Gemini (Vertex AI), Claude (AWS Bedrock), GPT (OpenAI), DeepSeek, Llama, Qwen3-VL, Kimi K2.5, Nova</w:t>
       </w:r>
     </w:p>
     <w:p>
@@ -3748,29 +4503,139 @@
       <w:r>
         <w:rPr>
           <w:rFonts w:ascii="Arial" w:eastAsia="Times New Roman" w:hAnsi="Arial" w:cs="Arial"/>
-          <w:color w:val="0D0D0D" w:themeColor="text1" w:themeTint="F2"/>
-          <w:sz w:val="20"/>
-          <w:szCs w:val="20"/>
-        </w:rPr>
-        <w:t xml:space="preserve">Machine Learning: </w:t>
-      </w:r>
-      <w:r>
-        <w:rPr>
-          <w:rFonts w:ascii="Arial" w:eastAsia="Times New Roman" w:hAnsi="Arial" w:cs="Arial"/>
-          <w:color w:val="0D0D0D" w:themeColor="text1" w:themeTint="F2"/>
-          <w:sz w:val="20"/>
-          <w:szCs w:val="20"/>
-        </w:rPr>
-        <w:t>ML</w:t>
-      </w:r>
-      <w:r>
-        <w:rPr>
-          <w:rFonts w:ascii="Arial" w:eastAsia="Times New Roman" w:hAnsi="Arial" w:cs="Arial"/>
-          <w:color w:val="0D0D0D" w:themeColor="text1" w:themeTint="F2"/>
-          <w:sz w:val="20"/>
-          <w:szCs w:val="20"/>
-        </w:rPr>
-        <w:t xml:space="preserve"> Algorithms and Techniques</w:t>
+          <w:b/>
+          <w:bCs/>
+          <w:color w:val="0D0D0D" w:themeColor="text1" w:themeTint="F2"/>
+          <w:sz w:val="20"/>
+          <w:szCs w:val="20"/>
+        </w:rPr>
+        <w:lastRenderedPageBreak/>
+        <w:t>LLM Serving &amp; Infrastructure:</w:t>
+      </w:r>
+      <w:r>
+        <w:rPr>
+          <w:rFonts w:ascii="Arial" w:eastAsia="Times New Roman" w:hAnsi="Arial" w:cs="Arial"/>
+          <w:color w:val="0D0D0D" w:themeColor="text1" w:themeTint="F2"/>
+          <w:sz w:val="20"/>
+          <w:szCs w:val="20"/>
+        </w:rPr>
+        <w:t xml:space="preserve"> </w:t>
+      </w:r>
+      <w:proofErr w:type="spellStart"/>
+      <w:r>
+        <w:rPr>
+          <w:rFonts w:ascii="Arial" w:eastAsia="Times New Roman" w:hAnsi="Arial" w:cs="Arial"/>
+          <w:color w:val="0D0D0D" w:themeColor="text1" w:themeTint="F2"/>
+          <w:sz w:val="20"/>
+          <w:szCs w:val="20"/>
+        </w:rPr>
+        <w:t>vLLM</w:t>
+      </w:r>
+      <w:proofErr w:type="spellEnd"/>
+      <w:r>
+        <w:rPr>
+          <w:rFonts w:ascii="Arial" w:eastAsia="Times New Roman" w:hAnsi="Arial" w:cs="Arial"/>
+          <w:color w:val="0D0D0D" w:themeColor="text1" w:themeTint="F2"/>
+          <w:sz w:val="20"/>
+          <w:szCs w:val="20"/>
+        </w:rPr>
+        <w:t xml:space="preserve">, </w:t>
+      </w:r>
+      <w:proofErr w:type="spellStart"/>
+      <w:r>
+        <w:rPr>
+          <w:rFonts w:ascii="Arial" w:eastAsia="Times New Roman" w:hAnsi="Arial" w:cs="Arial"/>
+          <w:color w:val="0D0D0D" w:themeColor="text1" w:themeTint="F2"/>
+          <w:sz w:val="20"/>
+          <w:szCs w:val="20"/>
+        </w:rPr>
+        <w:t>SGLang</w:t>
+      </w:r>
+      <w:proofErr w:type="spellEnd"/>
+      <w:r>
+        <w:rPr>
+          <w:rFonts w:ascii="Arial" w:eastAsia="Times New Roman" w:hAnsi="Arial" w:cs="Arial"/>
+          <w:color w:val="0D0D0D" w:themeColor="text1" w:themeTint="F2"/>
+          <w:sz w:val="20"/>
+          <w:szCs w:val="20"/>
+        </w:rPr>
+        <w:t>, Ollama,</w:t>
+      </w:r>
+      <w:r>
+        <w:rPr>
+          <w:rFonts w:ascii="Arial" w:eastAsia="Times New Roman" w:hAnsi="Arial" w:cs="Arial"/>
+          <w:color w:val="0D0D0D" w:themeColor="text1" w:themeTint="F2"/>
+          <w:sz w:val="20"/>
+          <w:szCs w:val="20"/>
+        </w:rPr>
+        <w:t xml:space="preserve"> </w:t>
+      </w:r>
+      <w:proofErr w:type="spellStart"/>
+      <w:r>
+        <w:rPr>
+          <w:rFonts w:ascii="Arial" w:eastAsia="Times New Roman" w:hAnsi="Arial" w:cs="Arial"/>
+          <w:color w:val="0D0D0D" w:themeColor="text1" w:themeTint="F2"/>
+          <w:sz w:val="20"/>
+          <w:szCs w:val="20"/>
+        </w:rPr>
+        <w:t>LiveKit</w:t>
+      </w:r>
+      <w:proofErr w:type="spellEnd"/>
+      <w:r>
+        <w:rPr>
+          <w:rFonts w:ascii="Arial" w:eastAsia="Times New Roman" w:hAnsi="Arial" w:cs="Arial"/>
+          <w:color w:val="0D0D0D" w:themeColor="text1" w:themeTint="F2"/>
+          <w:sz w:val="20"/>
+          <w:szCs w:val="20"/>
+        </w:rPr>
+        <w:t xml:space="preserve">, </w:t>
+      </w:r>
+      <w:proofErr w:type="spellStart"/>
+      <w:r>
+        <w:rPr>
+          <w:rFonts w:ascii="Arial" w:eastAsia="Times New Roman" w:hAnsi="Arial" w:cs="Arial"/>
+          <w:color w:val="0D0D0D" w:themeColor="text1" w:themeTint="F2"/>
+          <w:sz w:val="20"/>
+          <w:szCs w:val="20"/>
+        </w:rPr>
+        <w:t>Pipecat</w:t>
+      </w:r>
+      <w:proofErr w:type="spellEnd"/>
+      <w:r>
+        <w:rPr>
+          <w:rFonts w:ascii="Arial" w:eastAsia="Times New Roman" w:hAnsi="Arial" w:cs="Arial"/>
+          <w:color w:val="0D0D0D" w:themeColor="text1" w:themeTint="F2"/>
+          <w:sz w:val="20"/>
+          <w:szCs w:val="20"/>
+        </w:rPr>
+        <w:t>,</w:t>
+      </w:r>
+      <w:r>
+        <w:rPr>
+          <w:rFonts w:ascii="Arial" w:eastAsia="Times New Roman" w:hAnsi="Arial" w:cs="Arial"/>
+          <w:color w:val="0D0D0D" w:themeColor="text1" w:themeTint="F2"/>
+          <w:sz w:val="20"/>
+          <w:szCs w:val="20"/>
+        </w:rPr>
+        <w:t xml:space="preserve"> self-hosted GPU deployment, real-time voice pipelines</w:t>
+      </w:r>
+      <w:r>
+        <w:rPr>
+          <w:rFonts w:ascii="Arial" w:eastAsia="Times New Roman" w:hAnsi="Arial" w:cs="Arial"/>
+          <w:color w:val="0D0D0D" w:themeColor="text1" w:themeTint="F2"/>
+          <w:sz w:val="20"/>
+          <w:szCs w:val="20"/>
+        </w:rPr>
+        <w:t xml:space="preserve"> </w:t>
+      </w:r>
+      <w:r>
+        <w:rPr>
+          <w:rFonts w:ascii="Arial" w:eastAsia="Times New Roman" w:hAnsi="Arial" w:cs="Arial"/>
+          <w:color w:val="0D0D0D" w:themeColor="text1" w:themeTint="F2"/>
+          <w:sz w:val="20"/>
+          <w:szCs w:val="20"/>
+        </w:rPr>
+        <w:t>(ASR → LLM → TTS)</w:t>
       </w:r>
     </w:p>
     <w:p>
@@ -3791,11 +4656,42 @@
       <w:r>
         <w:rPr>
           <w:rFonts w:ascii="Arial" w:eastAsia="Times New Roman" w:hAnsi="Arial" w:cs="Arial"/>
-          <w:color w:val="0D0D0D" w:themeColor="text1" w:themeTint="F2"/>
-          <w:sz w:val="20"/>
-          <w:szCs w:val="20"/>
-        </w:rPr>
-        <w:t>Deep Learning: Tensorflow, Keras</w:t>
+          <w:b/>
+          <w:bCs/>
+          <w:color w:val="0D0D0D" w:themeColor="text1" w:themeTint="F2"/>
+          <w:sz w:val="20"/>
+          <w:szCs w:val="20"/>
+        </w:rPr>
+        <w:t>Backend:</w:t>
+      </w:r>
+      <w:r>
+        <w:rPr>
+          <w:rFonts w:ascii="Arial" w:eastAsia="Times New Roman" w:hAnsi="Arial" w:cs="Arial"/>
+          <w:color w:val="0D0D0D" w:themeColor="text1" w:themeTint="F2"/>
+          <w:sz w:val="20"/>
+          <w:szCs w:val="20"/>
+        </w:rPr>
+        <w:t xml:space="preserve"> </w:t>
+      </w:r>
+      <w:proofErr w:type="spellStart"/>
+      <w:r>
+        <w:rPr>
+          <w:rFonts w:ascii="Arial" w:eastAsia="Times New Roman" w:hAnsi="Arial" w:cs="Arial"/>
+          <w:color w:val="0D0D0D" w:themeColor="text1" w:themeTint="F2"/>
+          <w:sz w:val="20"/>
+          <w:szCs w:val="20"/>
+        </w:rPr>
+        <w:t>FastAPI</w:t>
+      </w:r>
+      <w:proofErr w:type="spellEnd"/>
+      <w:r>
+        <w:rPr>
+          <w:rFonts w:ascii="Arial" w:eastAsia="Times New Roman" w:hAnsi="Arial" w:cs="Arial"/>
+          <w:color w:val="0D0D0D" w:themeColor="text1" w:themeTint="F2"/>
+          <w:sz w:val="20"/>
+          <w:szCs w:val="20"/>
+        </w:rPr>
+        <w:t>, Flask, Celery</w:t>
       </w:r>
     </w:p>
     <w:p>
@@ -3816,11 +4712,42 @@
       <w:r>
         <w:rPr>
           <w:rFonts w:ascii="Arial" w:eastAsia="Times New Roman" w:hAnsi="Arial" w:cs="Arial"/>
-          <w:color w:val="0D0D0D" w:themeColor="text1" w:themeTint="F2"/>
-          <w:sz w:val="20"/>
-          <w:szCs w:val="20"/>
-        </w:rPr>
-        <w:t>Natural Language Processing (NLP)</w:t>
+          <w:b/>
+          <w:bCs/>
+          <w:color w:val="0D0D0D" w:themeColor="text1" w:themeTint="F2"/>
+          <w:sz w:val="20"/>
+          <w:szCs w:val="20"/>
+        </w:rPr>
+        <w:t>Databases:</w:t>
+      </w:r>
+      <w:r>
+        <w:rPr>
+          <w:rFonts w:ascii="Arial" w:eastAsia="Times New Roman" w:hAnsi="Arial" w:cs="Arial"/>
+          <w:color w:val="0D0D0D" w:themeColor="text1" w:themeTint="F2"/>
+          <w:sz w:val="20"/>
+          <w:szCs w:val="20"/>
+        </w:rPr>
+        <w:t xml:space="preserve"> MySQL, PostgreSQL (Neon, </w:t>
+      </w:r>
+      <w:proofErr w:type="spellStart"/>
+      <w:r>
+        <w:rPr>
+          <w:rFonts w:ascii="Arial" w:eastAsia="Times New Roman" w:hAnsi="Arial" w:cs="Arial"/>
+          <w:color w:val="0D0D0D" w:themeColor="text1" w:themeTint="F2"/>
+          <w:sz w:val="20"/>
+          <w:szCs w:val="20"/>
+        </w:rPr>
+        <w:t>Supabase</w:t>
+      </w:r>
+      <w:proofErr w:type="spellEnd"/>
+      <w:r>
+        <w:rPr>
+          <w:rFonts w:ascii="Arial" w:eastAsia="Times New Roman" w:hAnsi="Arial" w:cs="Arial"/>
+          <w:color w:val="0D0D0D" w:themeColor="text1" w:themeTint="F2"/>
+          <w:sz w:val="20"/>
+          <w:szCs w:val="20"/>
+        </w:rPr>
+        <w:t>)</w:t>
       </w:r>
     </w:p>
     <w:p>
@@ -3841,11 +4768,62 @@
       <w:r>
         <w:rPr>
           <w:rFonts w:ascii="Arial" w:eastAsia="Times New Roman" w:hAnsi="Arial" w:cs="Arial"/>
-          <w:color w:val="0D0D0D" w:themeColor="text1" w:themeTint="F2"/>
-          <w:sz w:val="20"/>
-          <w:szCs w:val="20"/>
-        </w:rPr>
-        <w:t>MLflow</w:t>
+          <w:b/>
+          <w:bCs/>
+          <w:color w:val="0D0D0D" w:themeColor="text1" w:themeTint="F2"/>
+          <w:sz w:val="20"/>
+          <w:szCs w:val="20"/>
+        </w:rPr>
+        <w:t>Machine Learning &amp; Deep Learning:</w:t>
+      </w:r>
+      <w:r>
+        <w:rPr>
+          <w:rFonts w:ascii="Arial" w:eastAsia="Times New Roman" w:hAnsi="Arial" w:cs="Arial"/>
+          <w:color w:val="0D0D0D" w:themeColor="text1" w:themeTint="F2"/>
+          <w:sz w:val="20"/>
+          <w:szCs w:val="20"/>
+        </w:rPr>
+        <w:t xml:space="preserve"> ML algorithms and techniques, </w:t>
+      </w:r>
+      <w:proofErr w:type="spellStart"/>
+      <w:r>
+        <w:rPr>
+          <w:rFonts w:ascii="Arial" w:eastAsia="Times New Roman" w:hAnsi="Arial" w:cs="Arial"/>
+          <w:color w:val="0D0D0D" w:themeColor="text1" w:themeTint="F2"/>
+          <w:sz w:val="20"/>
+          <w:szCs w:val="20"/>
+        </w:rPr>
+        <w:t>PyTorch</w:t>
+      </w:r>
+      <w:proofErr w:type="spellEnd"/>
+      <w:r>
+        <w:rPr>
+          <w:rFonts w:ascii="Arial" w:eastAsia="Times New Roman" w:hAnsi="Arial" w:cs="Arial"/>
+          <w:color w:val="0D0D0D" w:themeColor="text1" w:themeTint="F2"/>
+          <w:sz w:val="20"/>
+          <w:szCs w:val="20"/>
+        </w:rPr>
+        <w:t xml:space="preserve">, TensorFlow, </w:t>
+      </w:r>
+      <w:proofErr w:type="spellStart"/>
+      <w:r>
+        <w:rPr>
+          <w:rFonts w:ascii="Arial" w:eastAsia="Times New Roman" w:hAnsi="Arial" w:cs="Arial"/>
+          <w:color w:val="0D0D0D" w:themeColor="text1" w:themeTint="F2"/>
+          <w:sz w:val="20"/>
+          <w:szCs w:val="20"/>
+        </w:rPr>
+        <w:t>Keras</w:t>
+      </w:r>
+      <w:proofErr w:type="spellEnd"/>
+      <w:r>
+        <w:rPr>
+          <w:rFonts w:ascii="Arial" w:eastAsia="Times New Roman" w:hAnsi="Arial" w:cs="Arial"/>
+          <w:color w:val="0D0D0D" w:themeColor="text1" w:themeTint="F2"/>
+          <w:sz w:val="20"/>
+          <w:szCs w:val="20"/>
+        </w:rPr>
+        <w:t>, NLP</w:t>
       </w:r>
     </w:p>
     <w:p>
@@ -3866,29 +4844,22 @@
       <w:r>
         <w:rPr>
           <w:rFonts w:ascii="Arial" w:eastAsia="Times New Roman" w:hAnsi="Arial" w:cs="Arial"/>
-          <w:color w:val="0D0D0D" w:themeColor="text1" w:themeTint="F2"/>
-          <w:sz w:val="20"/>
-          <w:szCs w:val="20"/>
-        </w:rPr>
-        <w:t>Git/</w:t>
-      </w:r>
-      <w:r>
-        <w:rPr>
-          <w:rFonts w:ascii="Arial" w:eastAsia="Times New Roman" w:hAnsi="Arial" w:cs="Arial"/>
-          <w:color w:val="0D0D0D" w:themeColor="text1" w:themeTint="F2"/>
-          <w:sz w:val="20"/>
-          <w:szCs w:val="20"/>
-        </w:rPr>
-        <w:t>GitHub</w:t>
-      </w:r>
-      <w:r>
-        <w:rPr>
-          <w:rFonts w:ascii="Arial" w:eastAsia="Times New Roman" w:hAnsi="Arial" w:cs="Arial"/>
-          <w:color w:val="0D0D0D" w:themeColor="text1" w:themeTint="F2"/>
-          <w:sz w:val="20"/>
-          <w:szCs w:val="20"/>
-        </w:rPr>
-        <w:t>/DagsHub</w:t>
+          <w:b/>
+          <w:bCs/>
+          <w:color w:val="0D0D0D" w:themeColor="text1" w:themeTint="F2"/>
+          <w:sz w:val="20"/>
+          <w:szCs w:val="20"/>
+        </w:rPr>
+        <w:t>Computer Vision:</w:t>
+      </w:r>
+      <w:r>
+        <w:rPr>
+          <w:rFonts w:ascii="Arial" w:eastAsia="Times New Roman" w:hAnsi="Arial" w:cs="Arial"/>
+          <w:color w:val="0D0D0D" w:themeColor="text1" w:themeTint="F2"/>
+          <w:sz w:val="20"/>
+          <w:szCs w:val="20"/>
+        </w:rPr>
+        <w:t xml:space="preserve"> OpenCV, scikit-image</w:t>
       </w:r>
     </w:p>
     <w:p>
@@ -3909,20 +4880,62 @@
       <w:r>
         <w:rPr>
           <w:rFonts w:ascii="Arial" w:eastAsia="Times New Roman" w:hAnsi="Arial" w:cs="Arial"/>
-          <w:color w:val="0D0D0D" w:themeColor="text1" w:themeTint="F2"/>
-          <w:sz w:val="20"/>
-          <w:szCs w:val="20"/>
-        </w:rPr>
-        <w:t>FastAPI</w:t>
-      </w:r>
-      <w:r>
-        <w:rPr>
-          <w:rFonts w:ascii="Arial" w:eastAsia="Times New Roman" w:hAnsi="Arial" w:cs="Arial"/>
-          <w:color w:val="0D0D0D" w:themeColor="text1" w:themeTint="F2"/>
-          <w:sz w:val="20"/>
-          <w:szCs w:val="20"/>
-        </w:rPr>
-        <w:t>, Flask</w:t>
+          <w:b/>
+          <w:bCs/>
+          <w:color w:val="0D0D0D" w:themeColor="text1" w:themeTint="F2"/>
+          <w:sz w:val="20"/>
+          <w:szCs w:val="20"/>
+        </w:rPr>
+        <w:t>Observability &amp; Evaluation:</w:t>
+      </w:r>
+      <w:r>
+        <w:rPr>
+          <w:rFonts w:ascii="Arial" w:eastAsia="Times New Roman" w:hAnsi="Arial" w:cs="Arial"/>
+          <w:color w:val="0D0D0D" w:themeColor="text1" w:themeTint="F2"/>
+          <w:sz w:val="20"/>
+          <w:szCs w:val="20"/>
+        </w:rPr>
+        <w:t xml:space="preserve"> </w:t>
+      </w:r>
+      <w:proofErr w:type="spellStart"/>
+      <w:r>
+        <w:rPr>
+          <w:rFonts w:ascii="Arial" w:eastAsia="Times New Roman" w:hAnsi="Arial" w:cs="Arial"/>
+          <w:color w:val="0D0D0D" w:themeColor="text1" w:themeTint="F2"/>
+          <w:sz w:val="20"/>
+          <w:szCs w:val="20"/>
+        </w:rPr>
+        <w:t>LangSmith</w:t>
+      </w:r>
+      <w:proofErr w:type="spellEnd"/>
+      <w:r>
+        <w:rPr>
+          <w:rFonts w:ascii="Arial" w:eastAsia="Times New Roman" w:hAnsi="Arial" w:cs="Arial"/>
+          <w:color w:val="0D0D0D" w:themeColor="text1" w:themeTint="F2"/>
+          <w:sz w:val="20"/>
+          <w:szCs w:val="20"/>
+        </w:rPr>
+        <w:t xml:space="preserve">, </w:t>
+      </w:r>
+      <w:proofErr w:type="spellStart"/>
+      <w:r>
+        <w:rPr>
+          <w:rFonts w:ascii="Arial" w:eastAsia="Times New Roman" w:hAnsi="Arial" w:cs="Arial"/>
+          <w:color w:val="0D0D0D" w:themeColor="text1" w:themeTint="F2"/>
+          <w:sz w:val="20"/>
+          <w:szCs w:val="20"/>
+        </w:rPr>
+        <w:t>MLflow</w:t>
+      </w:r>
+      <w:proofErr w:type="spellEnd"/>
+      <w:r>
+        <w:rPr>
+          <w:rFonts w:ascii="Arial" w:eastAsia="Times New Roman" w:hAnsi="Arial" w:cs="Arial"/>
+          <w:color w:val="0D0D0D" w:themeColor="text1" w:themeTint="F2"/>
+          <w:sz w:val="20"/>
+          <w:szCs w:val="20"/>
+        </w:rPr>
+        <w:t>, token and cost metering, confusion matrix metrics</w:t>
       </w:r>
     </w:p>
     <w:p>
@@ -3943,11 +4956,161 @@
       <w:r>
         <w:rPr>
           <w:rFonts w:ascii="Arial" w:eastAsia="Times New Roman" w:hAnsi="Arial" w:cs="Arial"/>
-          <w:color w:val="0D0D0D" w:themeColor="text1" w:themeTint="F2"/>
-          <w:sz w:val="20"/>
-          <w:szCs w:val="20"/>
-        </w:rPr>
-        <w:t>Celery</w:t>
+          <w:b/>
+          <w:bCs/>
+          <w:color w:val="0D0D0D" w:themeColor="text1" w:themeTint="F2"/>
+          <w:sz w:val="20"/>
+          <w:szCs w:val="20"/>
+        </w:rPr>
+        <w:t>Cloud Platforms:</w:t>
+      </w:r>
+      <w:r>
+        <w:rPr>
+          <w:rFonts w:ascii="Arial" w:eastAsia="Times New Roman" w:hAnsi="Arial" w:cs="Arial"/>
+          <w:color w:val="0D0D0D" w:themeColor="text1" w:themeTint="F2"/>
+          <w:sz w:val="20"/>
+          <w:szCs w:val="20"/>
+        </w:rPr>
+        <w:t xml:space="preserve"> GCP (Vertex AI, Cloud Run, Cloud Tasks, Cloud Storage, </w:t>
+      </w:r>
+      <w:proofErr w:type="spellStart"/>
+      <w:r>
+        <w:rPr>
+          <w:rFonts w:ascii="Arial" w:eastAsia="Times New Roman" w:hAnsi="Arial" w:cs="Arial"/>
+          <w:color w:val="0D0D0D" w:themeColor="text1" w:themeTint="F2"/>
+          <w:sz w:val="20"/>
+          <w:szCs w:val="20"/>
+        </w:rPr>
+        <w:t>BigQuery</w:t>
+      </w:r>
+      <w:proofErr w:type="spellEnd"/>
+      <w:r>
+        <w:rPr>
+          <w:rFonts w:ascii="Arial" w:eastAsia="Times New Roman" w:hAnsi="Arial" w:cs="Arial"/>
+          <w:color w:val="0D0D0D" w:themeColor="text1" w:themeTint="F2"/>
+          <w:sz w:val="20"/>
+          <w:szCs w:val="20"/>
+        </w:rPr>
+        <w:t>, Cloud Functions), AWS (Bedrock, EC2)</w:t>
+      </w:r>
+    </w:p>
+    <w:p>
+      <w:pPr>
+        <w:numPr>
+          <w:ilvl w:val="0"/>
+          <w:numId w:val="1"/>
+        </w:numPr>
+        <w:spacing w:line="276" w:lineRule="auto"/>
+        <w:ind w:left="215" w:right="28" w:hanging="215"/>
+        <w:rPr>
+          <w:rFonts w:ascii="Arial" w:eastAsia="Times New Roman" w:hAnsi="Arial" w:cs="Arial"/>
+          <w:color w:val="0D0D0D" w:themeColor="text1" w:themeTint="F2"/>
+          <w:sz w:val="20"/>
+          <w:szCs w:val="20"/>
+        </w:rPr>
+      </w:pPr>
+      <w:r>
+        <w:rPr>
+          <w:rFonts w:ascii="Arial" w:eastAsia="Times New Roman" w:hAnsi="Arial" w:cs="Arial"/>
+          <w:color w:val="0D0D0D" w:themeColor="text1" w:themeTint="F2"/>
+          <w:sz w:val="20"/>
+          <w:szCs w:val="20"/>
+        </w:rPr>
+        <w:t>Docker, Git/GitHub/</w:t>
+      </w:r>
+      <w:proofErr w:type="spellStart"/>
+      <w:r>
+        <w:rPr>
+          <w:rFonts w:ascii="Arial" w:eastAsia="Times New Roman" w:hAnsi="Arial" w:cs="Arial"/>
+          <w:color w:val="0D0D0D" w:themeColor="text1" w:themeTint="F2"/>
+          <w:sz w:val="20"/>
+          <w:szCs w:val="20"/>
+        </w:rPr>
+        <w:t>DagsHub</w:t>
+      </w:r>
+      <w:proofErr w:type="spellEnd"/>
+      <w:r>
+        <w:rPr>
+          <w:rFonts w:ascii="Arial" w:eastAsia="Times New Roman" w:hAnsi="Arial" w:cs="Arial"/>
+          <w:color w:val="0D0D0D" w:themeColor="text1" w:themeTint="F2"/>
+          <w:sz w:val="20"/>
+          <w:szCs w:val="20"/>
+        </w:rPr>
+        <w:t xml:space="preserve">, </w:t>
+      </w:r>
+      <w:proofErr w:type="spellStart"/>
+      <w:r>
+        <w:rPr>
+          <w:rFonts w:ascii="Arial" w:eastAsia="Times New Roman" w:hAnsi="Arial" w:cs="Arial"/>
+          <w:color w:val="0D0D0D" w:themeColor="text1" w:themeTint="F2"/>
+          <w:sz w:val="20"/>
+          <w:szCs w:val="20"/>
+        </w:rPr>
+        <w:t>PySpark</w:t>
+      </w:r>
+      <w:proofErr w:type="spellEnd"/>
+      <w:r>
+        <w:rPr>
+          <w:rFonts w:ascii="Arial" w:eastAsia="Times New Roman" w:hAnsi="Arial" w:cs="Arial"/>
+          <w:color w:val="0D0D0D" w:themeColor="text1" w:themeTint="F2"/>
+          <w:sz w:val="20"/>
+          <w:szCs w:val="20"/>
+        </w:rPr>
+        <w:t>, Data Visualization</w:t>
+      </w:r>
+    </w:p>
+    <w:p>
+      <w:pPr>
+        <w:pStyle w:val="ListParagraph"/>
+        <w:spacing w:after="0" w:line="276" w:lineRule="auto"/>
+        <w:ind w:left="53" w:right="26"/>
+        <w:rPr>
+          <w:rFonts w:ascii="Arial" w:eastAsia="Times New Roman" w:hAnsi="Arial" w:cs="Arial"/>
+          <w:b/>
+          <w:color w:val="0D0D0D" w:themeColor="text1" w:themeTint="F2"/>
+          <w:sz w:val="20"/>
+          <w:szCs w:val="20"/>
+        </w:rPr>
+      </w:pPr>
+      <w:r>
+        <w:rPr>
+          <w:rFonts w:ascii="Arial" w:eastAsia="Times New Roman" w:hAnsi="Arial" w:cs="Arial"/>
+          <w:b/>
+          <w:color w:val="0D0D0D" w:themeColor="text1" w:themeTint="F2"/>
+          <w:sz w:val="20"/>
+          <w:szCs w:val="20"/>
+        </w:rPr>
+        <w:t>ORGANIZATION</w:t>
+      </w:r>
+      <w:r>
+        <w:rPr>
+          <w:rFonts w:ascii="Arial" w:eastAsia="Times New Roman" w:hAnsi="Arial" w:cs="Arial"/>
+          <w:b/>
+          <w:color w:val="0D0D0D" w:themeColor="text1" w:themeTint="F2"/>
+          <w:sz w:val="20"/>
+          <w:szCs w:val="20"/>
+        </w:rPr>
+        <w:t>S</w:t>
+      </w:r>
+      <w:r>
+        <w:rPr>
+          <w:rFonts w:ascii="Arial" w:eastAsia="Times New Roman" w:hAnsi="Arial" w:cs="Arial"/>
+          <w:b/>
+          <w:color w:val="0D0D0D" w:themeColor="text1" w:themeTint="F2"/>
+          <w:sz w:val="20"/>
+          <w:szCs w:val="20"/>
+        </w:rPr>
+        <w:t xml:space="preserve"> AND ACTIVIT</w:t>
+      </w:r>
+      <w:r>
+        <w:rPr>
+          <w:rFonts w:ascii="Arial" w:eastAsia="Times New Roman" w:hAnsi="Arial" w:cs="Arial"/>
+          <w:b/>
+          <w:color w:val="0D0D0D" w:themeColor="text1" w:themeTint="F2"/>
+          <w:sz w:val="20"/>
+          <w:szCs w:val="20"/>
+        </w:rPr>
+        <w:t>IES</w:t>
       </w:r>
     </w:p>
     <w:p>
@@ -3972,7 +5135,99 @@
           <w:sz w:val="20"/>
           <w:szCs w:val="20"/>
         </w:rPr>
-        <w:t>Docker</w:t>
+        <w:t>Data Science Club</w:t>
+      </w:r>
+      <w:r>
+        <w:rPr>
+          <w:rFonts w:ascii="Arial" w:eastAsia="Times New Roman" w:hAnsi="Arial" w:cs="Arial"/>
+          <w:color w:val="0D0D0D" w:themeColor="text1" w:themeTint="F2"/>
+          <w:sz w:val="20"/>
+          <w:szCs w:val="20"/>
+        </w:rPr>
+        <w:t xml:space="preserve"> (DSC)</w:t>
+      </w:r>
+      <w:r>
+        <w:rPr>
+          <w:rFonts w:ascii="Arial" w:eastAsia="Times New Roman" w:hAnsi="Arial" w:cs="Arial"/>
+          <w:color w:val="0D0D0D" w:themeColor="text1" w:themeTint="F2"/>
+          <w:sz w:val="20"/>
+          <w:szCs w:val="20"/>
+        </w:rPr>
+        <w:t xml:space="preserve"> and </w:t>
+      </w:r>
+      <w:proofErr w:type="spellStart"/>
+      <w:r>
+        <w:rPr>
+          <w:rFonts w:ascii="Arial" w:eastAsia="Times New Roman" w:hAnsi="Arial" w:cs="Arial"/>
+          <w:color w:val="0D0D0D" w:themeColor="text1" w:themeTint="F2"/>
+          <w:sz w:val="20"/>
+          <w:szCs w:val="20"/>
+        </w:rPr>
+        <w:t>Ureeka</w:t>
+      </w:r>
+      <w:proofErr w:type="spellEnd"/>
+      <w:r>
+        <w:rPr>
+          <w:rFonts w:ascii="Arial" w:eastAsia="Times New Roman" w:hAnsi="Arial" w:cs="Arial"/>
+          <w:color w:val="0D0D0D" w:themeColor="text1" w:themeTint="F2"/>
+          <w:sz w:val="20"/>
+          <w:szCs w:val="20"/>
+        </w:rPr>
+        <w:t xml:space="preserve"> BINUS University</w:t>
+      </w:r>
+      <w:r>
+        <w:rPr>
+          <w:rFonts w:ascii="Arial" w:eastAsia="Times New Roman" w:hAnsi="Arial" w:cs="Arial"/>
+          <w:color w:val="0D0D0D" w:themeColor="text1" w:themeTint="F2"/>
+          <w:sz w:val="20"/>
+          <w:szCs w:val="20"/>
+        </w:rPr>
+        <w:t xml:space="preserve"> </w:t>
+      </w:r>
+      <w:r>
+        <w:rPr>
+          <w:rFonts w:ascii="Arial" w:eastAsia="Times New Roman" w:hAnsi="Arial" w:cs="Arial"/>
+          <w:color w:val="0D0D0D" w:themeColor="text1" w:themeTint="F2"/>
+          <w:sz w:val="20"/>
+          <w:szCs w:val="20"/>
+        </w:rPr>
+        <w:t>(2024</w:t>
+      </w:r>
+      <w:r>
+        <w:rPr>
+          <w:rFonts w:ascii="Arial" w:eastAsia="Times New Roman" w:hAnsi="Arial" w:cs="Arial"/>
+          <w:color w:val="0D0D0D" w:themeColor="text1" w:themeTint="F2"/>
+          <w:sz w:val="20"/>
+          <w:szCs w:val="20"/>
+        </w:rPr>
+        <w:t xml:space="preserve"> </w:t>
+      </w:r>
+      <w:r>
+        <w:rPr>
+          <w:rFonts w:ascii="Arial" w:hAnsi="Arial" w:cs="Arial"/>
+          <w:bCs/>
+          <w:color w:val="0D0D0D" w:themeColor="text1" w:themeTint="F2"/>
+          <w:sz w:val="20"/>
+        </w:rPr>
+        <w:t xml:space="preserve">– </w:t>
+      </w:r>
+      <w:r>
+        <w:rPr>
+          <w:rFonts w:ascii="Arial" w:eastAsia="Times New Roman" w:hAnsi="Arial" w:cs="Arial"/>
+          <w:color w:val="0D0D0D" w:themeColor="text1" w:themeTint="F2"/>
+          <w:sz w:val="20"/>
+          <w:szCs w:val="20"/>
+        </w:rPr>
+        <w:t>Present</w:t>
+      </w:r>
+      <w:r>
+        <w:rPr>
+          <w:rFonts w:ascii="Arial" w:eastAsia="Times New Roman" w:hAnsi="Arial" w:cs="Arial"/>
+          <w:color w:val="0D0D0D" w:themeColor="text1" w:themeTint="F2"/>
+          <w:sz w:val="20"/>
+          <w:szCs w:val="20"/>
+        </w:rPr>
+        <w:t>)</w:t>
       </w:r>
     </w:p>
     <w:p>
@@ -3997,294 +5252,6 @@
           <w:sz w:val="20"/>
           <w:szCs w:val="20"/>
         </w:rPr>
-        <w:t>Cloud &amp;</w:t>
-      </w:r>
-      <w:r>
-        <w:rPr>
-          <w:rFonts w:ascii="Arial" w:eastAsia="Times New Roman" w:hAnsi="Arial" w:cs="Arial"/>
-          <w:b/>
-          <w:bCs/>
-          <w:color w:val="0D0D0D" w:themeColor="text1" w:themeTint="F2"/>
-          <w:sz w:val="20"/>
-          <w:szCs w:val="20"/>
-        </w:rPr>
-        <w:t xml:space="preserve"> </w:t>
-      </w:r>
-      <w:r>
-        <w:rPr>
-          <w:rFonts w:ascii="Arial" w:eastAsia="Times New Roman" w:hAnsi="Arial" w:cs="Arial"/>
-          <w:color w:val="0D0D0D" w:themeColor="text1" w:themeTint="F2"/>
-          <w:sz w:val="20"/>
-          <w:szCs w:val="20"/>
-        </w:rPr>
-        <w:t>Backend</w:t>
-      </w:r>
-      <w:r>
-        <w:rPr>
-          <w:rFonts w:ascii="Arial" w:eastAsia="Times New Roman" w:hAnsi="Arial" w:cs="Arial"/>
-          <w:b/>
-          <w:bCs/>
-          <w:color w:val="0D0D0D" w:themeColor="text1" w:themeTint="F2"/>
-          <w:sz w:val="20"/>
-          <w:szCs w:val="20"/>
-        </w:rPr>
-        <w:t xml:space="preserve"> </w:t>
-      </w:r>
-      <w:r>
-        <w:rPr>
-          <w:rFonts w:ascii="Arial" w:eastAsia="Times New Roman" w:hAnsi="Arial" w:cs="Arial"/>
-          <w:color w:val="0D0D0D" w:themeColor="text1" w:themeTint="F2"/>
-          <w:sz w:val="20"/>
-          <w:szCs w:val="20"/>
-        </w:rPr>
-        <w:t>Platforms</w:t>
-      </w:r>
-      <w:r>
-        <w:rPr>
-          <w:rFonts w:ascii="Arial" w:eastAsia="Times New Roman" w:hAnsi="Arial" w:cs="Arial"/>
-          <w:b/>
-          <w:bCs/>
-          <w:color w:val="0D0D0D" w:themeColor="text1" w:themeTint="F2"/>
-          <w:sz w:val="20"/>
-          <w:szCs w:val="20"/>
-        </w:rPr>
-        <w:t>:</w:t>
-      </w:r>
-      <w:r>
-        <w:rPr>
-          <w:rFonts w:ascii="Arial" w:eastAsia="Times New Roman" w:hAnsi="Arial" w:cs="Arial"/>
-          <w:color w:val="0D0D0D" w:themeColor="text1" w:themeTint="F2"/>
-          <w:sz w:val="20"/>
-          <w:szCs w:val="20"/>
-        </w:rPr>
-        <w:t xml:space="preserve"> GCP (BigQuery, Cloud Storage, Cloud Functions), AWS (EC2), </w:t>
-      </w:r>
-      <w:r>
-        <w:rPr>
-          <w:rFonts w:ascii="Arial" w:eastAsia="Times New Roman" w:hAnsi="Arial" w:cs="Arial"/>
-          <w:color w:val="0D0D0D" w:themeColor="text1" w:themeTint="F2"/>
-          <w:sz w:val="20"/>
-          <w:szCs w:val="20"/>
-        </w:rPr>
-        <w:t>S</w:t>
-      </w:r>
-      <w:r>
-        <w:rPr>
-          <w:rFonts w:ascii="Arial" w:eastAsia="Times New Roman" w:hAnsi="Arial" w:cs="Arial"/>
-          <w:color w:val="0D0D0D" w:themeColor="text1" w:themeTint="F2"/>
-          <w:sz w:val="20"/>
-          <w:szCs w:val="20"/>
-        </w:rPr>
-        <w:t>upabas</w:t>
-      </w:r>
-      <w:r>
-        <w:rPr>
-          <w:rFonts w:ascii="Arial" w:eastAsia="Times New Roman" w:hAnsi="Arial" w:cs="Arial"/>
-          <w:color w:val="0D0D0D" w:themeColor="text1" w:themeTint="F2"/>
-          <w:sz w:val="20"/>
-          <w:szCs w:val="20"/>
-        </w:rPr>
-        <w:t>e</w:t>
-      </w:r>
-    </w:p>
-    <w:p>
-      <w:pPr>
-        <w:numPr>
-          <w:ilvl w:val="0"/>
-          <w:numId w:val="1"/>
-        </w:numPr>
-        <w:spacing w:line="276" w:lineRule="auto"/>
-        <w:ind w:left="215" w:right="28" w:hanging="215"/>
-        <w:rPr>
-          <w:rFonts w:ascii="Arial" w:eastAsia="Times New Roman" w:hAnsi="Arial" w:cs="Arial"/>
-          <w:color w:val="0D0D0D" w:themeColor="text1" w:themeTint="F2"/>
-          <w:sz w:val="20"/>
-          <w:szCs w:val="20"/>
-        </w:rPr>
-      </w:pPr>
-      <w:r>
-        <w:rPr>
-          <w:rFonts w:ascii="Arial" w:eastAsia="Times New Roman" w:hAnsi="Arial" w:cs="Arial"/>
-          <w:color w:val="0D0D0D" w:themeColor="text1" w:themeTint="F2"/>
-          <w:sz w:val="20"/>
-          <w:szCs w:val="20"/>
-        </w:rPr>
-        <w:t>PySpark</w:t>
-      </w:r>
-    </w:p>
-    <w:p>
-      <w:pPr>
-        <w:pStyle w:val="ListParagraph"/>
-        <w:spacing w:after="0" w:line="276" w:lineRule="auto"/>
-        <w:ind w:left="53" w:right="26"/>
-        <w:rPr>
-          <w:rFonts w:ascii="Arial" w:eastAsia="Times New Roman" w:hAnsi="Arial" w:cs="Arial"/>
-          <w:b/>
-          <w:color w:val="0D0D0D" w:themeColor="text1" w:themeTint="F2"/>
-          <w:sz w:val="20"/>
-          <w:szCs w:val="20"/>
-        </w:rPr>
-      </w:pPr>
-      <w:r>
-        <w:rPr>
-          <w:rFonts w:ascii="Arial" w:eastAsia="Times New Roman" w:hAnsi="Arial" w:cs="Arial"/>
-          <w:b/>
-          <w:color w:val="0D0D0D" w:themeColor="text1" w:themeTint="F2"/>
-          <w:sz w:val="20"/>
-          <w:szCs w:val="20"/>
-        </w:rPr>
-        <w:t>ORGANIZATION</w:t>
-      </w:r>
-      <w:r>
-        <w:rPr>
-          <w:rFonts w:ascii="Arial" w:eastAsia="Times New Roman" w:hAnsi="Arial" w:cs="Arial"/>
-          <w:b/>
-          <w:color w:val="0D0D0D" w:themeColor="text1" w:themeTint="F2"/>
-          <w:sz w:val="20"/>
-          <w:szCs w:val="20"/>
-        </w:rPr>
-        <w:t>S</w:t>
-      </w:r>
-      <w:r>
-        <w:rPr>
-          <w:rFonts w:ascii="Arial" w:eastAsia="Times New Roman" w:hAnsi="Arial" w:cs="Arial"/>
-          <w:b/>
-          <w:color w:val="0D0D0D" w:themeColor="text1" w:themeTint="F2"/>
-          <w:sz w:val="20"/>
-          <w:szCs w:val="20"/>
-        </w:rPr>
-        <w:t xml:space="preserve"> AND ACTIVIT</w:t>
-      </w:r>
-      <w:r>
-        <w:rPr>
-          <w:rFonts w:ascii="Arial" w:eastAsia="Times New Roman" w:hAnsi="Arial" w:cs="Arial"/>
-          <w:b/>
-          <w:color w:val="0D0D0D" w:themeColor="text1" w:themeTint="F2"/>
-          <w:sz w:val="20"/>
-          <w:szCs w:val="20"/>
-        </w:rPr>
-        <w:t>IES</w:t>
-      </w:r>
-    </w:p>
-    <w:p>
-      <w:pPr>
-        <w:numPr>
-          <w:ilvl w:val="0"/>
-          <w:numId w:val="1"/>
-        </w:numPr>
-        <w:spacing w:after="30" w:line="276" w:lineRule="auto"/>
-        <w:ind w:left="215" w:right="28" w:hanging="215"/>
-        <w:rPr>
-          <w:rFonts w:ascii="Arial" w:eastAsia="Times New Roman" w:hAnsi="Arial" w:cs="Arial"/>
-          <w:color w:val="0D0D0D" w:themeColor="text1" w:themeTint="F2"/>
-          <w:sz w:val="20"/>
-          <w:szCs w:val="20"/>
-        </w:rPr>
-      </w:pPr>
-      <w:r>
-        <w:rPr>
-          <w:rFonts w:ascii="Arial" w:eastAsia="Times New Roman" w:hAnsi="Arial" w:cs="Arial"/>
-          <w:color w:val="0D0D0D" w:themeColor="text1" w:themeTint="F2"/>
-          <w:sz w:val="20"/>
-          <w:szCs w:val="20"/>
-        </w:rPr>
-        <w:t>Data Science Club</w:t>
-      </w:r>
-      <w:r>
-        <w:rPr>
-          <w:rFonts w:ascii="Arial" w:eastAsia="Times New Roman" w:hAnsi="Arial" w:cs="Arial"/>
-          <w:color w:val="0D0D0D" w:themeColor="text1" w:themeTint="F2"/>
-          <w:sz w:val="20"/>
-          <w:szCs w:val="20"/>
-        </w:rPr>
-        <w:t xml:space="preserve"> (DSC)</w:t>
-      </w:r>
-      <w:r>
-        <w:rPr>
-          <w:rFonts w:ascii="Arial" w:eastAsia="Times New Roman" w:hAnsi="Arial" w:cs="Arial"/>
-          <w:color w:val="0D0D0D" w:themeColor="text1" w:themeTint="F2"/>
-          <w:sz w:val="20"/>
-          <w:szCs w:val="20"/>
-        </w:rPr>
-        <w:t xml:space="preserve"> and Ureeka BINUS University</w:t>
-      </w:r>
-      <w:r>
-        <w:rPr>
-          <w:rFonts w:ascii="Arial" w:eastAsia="Times New Roman" w:hAnsi="Arial" w:cs="Arial"/>
-          <w:color w:val="0D0D0D" w:themeColor="text1" w:themeTint="F2"/>
-          <w:sz w:val="20"/>
-          <w:szCs w:val="20"/>
-        </w:rPr>
-        <w:t xml:space="preserve"> </w:t>
-      </w:r>
-      <w:r>
-        <w:rPr>
-          <w:rFonts w:ascii="Arial" w:eastAsia="Times New Roman" w:hAnsi="Arial" w:cs="Arial"/>
-          <w:color w:val="0D0D0D" w:themeColor="text1" w:themeTint="F2"/>
-          <w:sz w:val="20"/>
-          <w:szCs w:val="20"/>
-        </w:rPr>
-        <w:t>(2024</w:t>
-      </w:r>
-      <w:r>
-        <w:rPr>
-          <w:rFonts w:ascii="Arial" w:eastAsia="Times New Roman" w:hAnsi="Arial" w:cs="Arial"/>
-          <w:color w:val="0D0D0D" w:themeColor="text1" w:themeTint="F2"/>
-          <w:sz w:val="20"/>
-          <w:szCs w:val="20"/>
-        </w:rPr>
-        <w:t xml:space="preserve"> </w:t>
-      </w:r>
-      <w:r>
-        <w:rPr>
-          <w:rFonts w:ascii="Arial" w:hAnsi="Arial" w:cs="Arial"/>
-          <w:bCs/>
-          <w:color w:val="0D0D0D" w:themeColor="text1" w:themeTint="F2"/>
-          <w:sz w:val="20"/>
-        </w:rPr>
-        <w:t xml:space="preserve">– </w:t>
-      </w:r>
-      <w:r>
-        <w:rPr>
-          <w:rFonts w:ascii="Arial" w:eastAsia="Times New Roman" w:hAnsi="Arial" w:cs="Arial"/>
-          <w:color w:val="0D0D0D" w:themeColor="text1" w:themeTint="F2"/>
-          <w:sz w:val="20"/>
-          <w:szCs w:val="20"/>
-        </w:rPr>
-        <w:t>Present</w:t>
-      </w:r>
-      <w:r>
-        <w:rPr>
-          <w:rFonts w:ascii="Arial" w:eastAsia="Times New Roman" w:hAnsi="Arial" w:cs="Arial"/>
-          <w:color w:val="0D0D0D" w:themeColor="text1" w:themeTint="F2"/>
-          <w:sz w:val="20"/>
-          <w:szCs w:val="20"/>
-        </w:rPr>
-        <w:t>)</w:t>
-      </w:r>
-    </w:p>
-    <w:p>
-      <w:pPr>
-        <w:numPr>
-          <w:ilvl w:val="0"/>
-          <w:numId w:val="1"/>
-        </w:numPr>
-        <w:spacing w:after="30" w:line="276" w:lineRule="auto"/>
-        <w:ind w:left="215" w:right="28" w:hanging="215"/>
-        <w:rPr>
-          <w:rFonts w:ascii="Arial" w:eastAsia="Times New Roman" w:hAnsi="Arial" w:cs="Arial"/>
-          <w:color w:val="0D0D0D" w:themeColor="text1" w:themeTint="F2"/>
-          <w:sz w:val="20"/>
-          <w:szCs w:val="20"/>
-        </w:rPr>
-      </w:pPr>
-      <w:r>
-        <w:rPr>
-          <w:rFonts w:ascii="Arial" w:eastAsia="Times New Roman" w:hAnsi="Arial" w:cs="Arial"/>
-          <w:color w:val="0D0D0D" w:themeColor="text1" w:themeTint="F2"/>
-          <w:sz w:val="20"/>
-          <w:szCs w:val="20"/>
-        </w:rPr>
         <w:t>Badminton (2023</w:t>
       </w:r>
       <w:r>
@@ -4303,7 +5270,27 @@
           <w:sz w:val="20"/>
           <w:szCs w:val="20"/>
         </w:rPr>
-        <w:t>) and Binusian Gaming (2022</w:t>
+        <w:t xml:space="preserve">) and </w:t>
+      </w:r>
+      <w:proofErr w:type="spellStart"/>
+      <w:r>
+        <w:rPr>
+          <w:rFonts w:ascii="Arial" w:eastAsia="Times New Roman" w:hAnsi="Arial" w:cs="Arial"/>
+          <w:color w:val="0D0D0D" w:themeColor="text1" w:themeTint="F2"/>
+          <w:sz w:val="20"/>
+          <w:szCs w:val="20"/>
+        </w:rPr>
+        <w:t>Binusian</w:t>
+      </w:r>
+      <w:proofErr w:type="spellEnd"/>
+      <w:r>
+        <w:rPr>
+          <w:rFonts w:ascii="Arial" w:eastAsia="Times New Roman" w:hAnsi="Arial" w:cs="Arial"/>
+          <w:color w:val="0D0D0D" w:themeColor="text1" w:themeTint="F2"/>
+          <w:sz w:val="20"/>
+          <w:szCs w:val="20"/>
+        </w:rPr>
+        <w:t xml:space="preserve"> Gaming (2022</w:t>
       </w:r>
       <w:r>
         <w:rPr>
@@ -6379,7 +7366,7 @@
   <w:style w:type="paragraph" w:default="1" w:styleId="Normal">
     <w:name w:val="Normal"/>
     <w:qFormat/>
-    <w:rsid w:val="00810E38"/>
+    <w:rsid w:val="00D54209"/>
     <w:rPr>
       <w:rFonts w:ascii="Calibri" w:eastAsia="Calibri" w:hAnsi="Calibri" w:cs="Calibri"/>
       <w:color w:val="000000"/>

--- a/downloads/Michael Geraldin Wijaya Resume.docx
+++ b/downloads/Michael Geraldin Wijaya Resume.docx
@@ -2530,23 +2530,13 @@
           <w:bCs/>
         </w:rPr>
       </w:pPr>
-      <w:proofErr w:type="spellStart"/>
       <w:r>
         <w:rPr>
           <w:rFonts w:ascii="Arial" w:hAnsi="Arial" w:cs="Arial"/>
           <w:b/>
           <w:bCs/>
         </w:rPr>
-        <w:t>LinkNet</w:t>
-      </w:r>
-      <w:proofErr w:type="spellEnd"/>
-      <w:r>
-        <w:rPr>
-          <w:rFonts w:ascii="Arial" w:hAnsi="Arial" w:cs="Arial"/>
-          <w:b/>
-          <w:bCs/>
-        </w:rPr>
-        <w:t xml:space="preserve"> Vision QC POC</w:t>
+        <w:t>Vision QC (Fiber Installation Audit)</w:t>
       </w:r>
     </w:p>
     <w:p>
